--- a/JSON_Data_Extraction_Guide_v2.docx
+++ b/JSON_Data_Extraction_Guide_v2.docx
@@ -1,6 +1,6 @@
 
 <file path=word/document.xml><?xml version="1.0" encoding="utf-8"?>
-<w:document xmlns:wpc="http://schemas.microsoft.com/office/word/2010/wordprocessingCanvas" xmlns:mc="http://schemas.openxmlformats.org/markup-compatibility/2006" xmlns:o="urn:schemas-microsoft-com:office:office" xmlns:r="http://schemas.openxmlformats.org/officeDocument/2006/relationships" xmlns:m="http://schemas.openxmlformats.org/officeDocument/2006/math" xmlns:v="urn:schemas-microsoft-com:vml" xmlns:wp14="http://schemas.microsoft.com/office/word/2010/wordprocessingDrawing" xmlns:wp="http://schemas.openxmlformats.org/drawingml/2006/wordprocessingDrawing" xmlns:w10="urn:schemas-microsoft-com:office:word" xmlns:w="http://schemas.openxmlformats.org/wordprocessingml/2006/main" xmlns:w14="http://schemas.microsoft.com/office/word/2010/wordml" xmlns:w15="http://schemas.microsoft.com/office/word/2012/wordml" xmlns:wpg="http://schemas.microsoft.com/office/word/2010/wordprocessingGroup" xmlns:wpi="http://schemas.microsoft.com/office/word/2010/wordprocessingInk" xmlns:wne="http://schemas.microsoft.com/office/word/2006/wordml" xmlns:wps="http://schemas.microsoft.com/office/word/2010/wordprocessingShape" xmlns:cx="http://schemas.microsoft.com/office/drawing/2014/chartex" xmlns:cx1="http://schemas.microsoft.com/office/drawing/2015/9/8/chartex" xmlns:cx2="http://schemas.microsoft.com/office/drawing/2015/10/21/chartex" xmlns:cx3="http://schemas.microsoft.com/office/drawing/2016/5/9/chartex" xmlns:cx4="http://schemas.microsoft.com/office/drawing/2016/5/10/chartex" xmlns:cx5="http://schemas.microsoft.com/office/drawing/2016/5/11/chartex" xmlns:cx6="http://schemas.microsoft.com/office/drawing/2016/5/12/chartex" xmlns:cx7="http://schemas.microsoft.com/office/drawing/2016/5/13/chartex" xmlns:cx8="http://schemas.microsoft.com/office/drawing/2016/5/14/chartex" xmlns:aink="http://schemas.microsoft.com/office/drawing/2016/ink" xmlns:am3d="http://schemas.microsoft.com/office/drawing/2017/model3d" xmlns:w16cex="http://schemas.microsoft.com/office/word/2018/wordml/cex" xmlns:w16cid="http://schemas.microsoft.com/office/word/2016/wordml/cid" xmlns:w16="http://schemas.microsoft.com/office/word/2018/wordml" xmlns:w16sdtdh="http://schemas.microsoft.com/office/word/2020/wordml/sdtdatahash" xmlns:w16se="http://schemas.microsoft.com/office/word/2015/wordml/symex" mc:Ignorable="w14 w15 wp14">
+<w:document xmlns:wpc="http://schemas.microsoft.com/office/word/2010/wordprocessingCanvas" xmlns:cx="http://schemas.microsoft.com/office/drawing/2014/chartex" xmlns:cx1="http://schemas.microsoft.com/office/drawing/2015/9/8/chartex" xmlns:cx2="http://schemas.microsoft.com/office/drawing/2015/10/21/chartex" xmlns:cx3="http://schemas.microsoft.com/office/drawing/2016/5/9/chartex" xmlns:cx4="http://schemas.microsoft.com/office/drawing/2016/5/10/chartex" xmlns:cx5="http://schemas.microsoft.com/office/drawing/2016/5/11/chartex" xmlns:cx6="http://schemas.microsoft.com/office/drawing/2016/5/12/chartex" xmlns:cx7="http://schemas.microsoft.com/office/drawing/2016/5/13/chartex" xmlns:cx8="http://schemas.microsoft.com/office/drawing/2016/5/14/chartex" xmlns:mc="http://schemas.openxmlformats.org/markup-compatibility/2006" xmlns:aink="http://schemas.microsoft.com/office/drawing/2016/ink" xmlns:am3d="http://schemas.microsoft.com/office/drawing/2017/model3d" xmlns:o="urn:schemas-microsoft-com:office:office" xmlns:oel="http://schemas.microsoft.com/office/2019/extlst" xmlns:r="http://schemas.openxmlformats.org/officeDocument/2006/relationships" xmlns:m="http://schemas.openxmlformats.org/officeDocument/2006/math" xmlns:v="urn:schemas-microsoft-com:vml" xmlns:wp14="http://schemas.microsoft.com/office/word/2010/wordprocessingDrawing" xmlns:wp="http://schemas.openxmlformats.org/drawingml/2006/wordprocessingDrawing" xmlns:w10="urn:schemas-microsoft-com:office:word" xmlns:w="http://schemas.openxmlformats.org/wordprocessingml/2006/main" xmlns:w14="http://schemas.microsoft.com/office/word/2010/wordml" xmlns:w15="http://schemas.microsoft.com/office/word/2012/wordml" xmlns:w16cex="http://schemas.microsoft.com/office/word/2018/wordml/cex" xmlns:w16cid="http://schemas.microsoft.com/office/word/2016/wordml/cid" xmlns:w16="http://schemas.microsoft.com/office/word/2018/wordml" xmlns:w16du="http://schemas.microsoft.com/office/word/2023/wordml/word16du" xmlns:w16sdtdh="http://schemas.microsoft.com/office/word/2020/wordml/sdtdatahash" xmlns:w16sdtfl="http://schemas.microsoft.com/office/word/2024/wordml/sdtformatlock" xmlns:w16se="http://schemas.microsoft.com/office/word/2015/wordml/symex" xmlns:wpg="http://schemas.microsoft.com/office/word/2010/wordprocessingGroup" xmlns:wpi="http://schemas.microsoft.com/office/word/2010/wordprocessingInk" xmlns:wne="http://schemas.microsoft.com/office/word/2006/wordml" xmlns:wps="http://schemas.microsoft.com/office/word/2010/wordprocessingShape" mc:Ignorable="w14 w15 w16se w16cid w16 w16cex w16sdtdh w16sdtfl w16du wp14">
   <w:body>
     <w:p>
       <w:pPr>
@@ -8,58 +8,102 @@
       </w:pPr>
       <w:r>
         <w:rPr>
-          <w:rFonts w:ascii="Calibri" w:cs="Calibri" w:eastAsia="Calibri" w:hAnsi="Calibri"/>
           <w:b/>
           <w:bCs/>
           <w:color w:val="1F3864"/>
           <w:sz w:val="44"/>
           <w:szCs w:val="44"/>
         </w:rPr>
-        <w:t xml:space="preserve">JSON Data Extraction Guide</w:t>
+        <w:t>JSON Data Extraction Guide</w:t>
       </w:r>
     </w:p>
     <w:p>
       <w:pPr>
         <w:pBdr>
-          <w:bottom w:val="single" w:color="B7862C" w:sz="16" w:space="6"/>
+          <w:bottom w:val="single" w:sz="16" w:space="6" w:color="B7862C"/>
         </w:pBdr>
         <w:spacing w:after="260"/>
       </w:pPr>
       <w:r>
         <w:rPr>
-          <w:rFonts w:ascii="Calibri" w:cs="Calibri" w:eastAsia="Calibri" w:hAnsi="Calibri"/>
           <w:i/>
           <w:iCs/>
           <w:color w:val="555555"/>
           <w:sz w:val="24"/>
           <w:szCs w:val="24"/>
         </w:rPr>
-        <w:t xml:space="preserve">Turn your job snapshot JSON into fast, plain-English insight</w:t>
+        <w:t>Turn your job snapshot JSON into fast, plain-English insight</w:t>
       </w:r>
     </w:p>
     <w:p>
       <w:pPr>
         <w:spacing w:after="300"/>
-      </w:pPr>
-      <w:r>
         <w:rPr>
-          <w:color w:val="2B2B2B"/>
           <w:sz w:val="22"/>
           <w:szCs w:val="22"/>
         </w:rPr>
-        <w:t xml:space="preserve">Attach your generated job snapshot JSON file to any AI model (ChatGPT, Claude, Gemini) and drop in any of the prompts below to get fast, plain-English insights.</w:t>
+      </w:pPr>
+      <w:r>
+        <w:rPr>
+          <w:sz w:val="22"/>
+          <w:szCs w:val="22"/>
+        </w:rPr>
+        <w:t xml:space="preserve">This guide is for use working with the file generated by the </w:t>
+      </w:r>
+      <w:r>
+        <w:rPr>
+          <w:b/>
+          <w:bCs/>
+          <w:sz w:val="22"/>
+          <w:szCs w:val="22"/>
+        </w:rPr>
+        <w:t>Job Posting Intelligence Engine - JSON Branch.md</w:t>
+      </w:r>
+      <w:r>
+        <w:rPr>
+          <w:b/>
+          <w:bCs/>
+          <w:sz w:val="22"/>
+          <w:szCs w:val="22"/>
+        </w:rPr>
+        <w:t xml:space="preserve"> </w:t>
+      </w:r>
+      <w:r>
+        <w:rPr>
+          <w:sz w:val="22"/>
+          <w:szCs w:val="22"/>
+        </w:rPr>
+        <w:t xml:space="preserve">prompt. When you run that prompt it will advise you </w:t>
+      </w:r>
+      <w:r>
+        <w:rPr>
+          <w:sz w:val="22"/>
+          <w:szCs w:val="22"/>
+        </w:rPr>
+        <w:t>if it is having problems gathering into, you may have to attach screen caps of the posting although always best to leave the original URL so that can be recorded as well.</w:t>
       </w:r>
     </w:p>
     <w:p>
       <w:pPr>
-        <w:pBdr>
-          <w:bottom w:val="single" w:color="B7862C" w:sz="8" w:space="4"/>
-        </w:pBdr>
-        <w:spacing w:after="200" w:before="480"/>
+        <w:spacing w:after="300"/>
       </w:pPr>
       <w:r>
         <w:rPr>
-          <w:rFonts w:ascii="Calibri" w:cs="Calibri" w:eastAsia="Calibri" w:hAnsi="Calibri"/>
+          <w:sz w:val="22"/>
+          <w:szCs w:val="22"/>
+        </w:rPr>
+        <w:t>Attach your generated job snapshot JSON file to any AI model (ChatGPT, Claude, Gemini) and drop in any of the prompts below to get fast, plain-English insights.</w:t>
+      </w:r>
+    </w:p>
+    <w:p>
+      <w:pPr>
+        <w:pBdr>
+          <w:bottom w:val="single" w:sz="8" w:space="4" w:color="B7862C"/>
+        </w:pBdr>
+        <w:spacing w:before="480" w:after="200"/>
+      </w:pPr>
+      <w:r>
+        <w:rPr>
           <w:b/>
           <w:bCs/>
           <w:color w:val="B7862C"/>
@@ -70,33 +114,33 @@
       </w:r>
       <w:r>
         <w:rPr>
-          <w:rFonts w:ascii="Calibri" w:cs="Calibri" w:eastAsia="Calibri" w:hAnsi="Calibri"/>
           <w:b/>
           <w:bCs/>
           <w:color w:val="1F3864"/>
           <w:sz w:val="28"/>
           <w:szCs w:val="28"/>
         </w:rPr>
-        <w:t xml:space="preserve">Role &amp; Salary Analysis</w:t>
+        <w:t>Role &amp; Salary Analysis</w:t>
       </w:r>
     </w:p>
     <w:tbl>
       <w:tblPr>
-        <w:tblW w:type="dxa" w:w="9350"/>
+        <w:tblW w:w="9350" w:type="dxa"/>
         <w:tblBorders>
-          <w:top w:val="single" w:color="auto" w:sz="4"/>
-          <w:left w:val="single" w:color="auto" w:sz="4"/>
-          <w:bottom w:val="single" w:color="auto" w:sz="4"/>
-          <w:right w:val="single" w:color="auto" w:sz="4"/>
-          <w:insideH w:val="single" w:color="auto" w:sz="4"/>
-          <w:insideV w:val="single" w:color="auto" w:sz="4"/>
+          <w:top w:val="single" w:sz="4" w:space="0" w:color="auto"/>
+          <w:left w:val="single" w:sz="4" w:space="0" w:color="auto"/>
+          <w:bottom w:val="single" w:sz="4" w:space="0" w:color="auto"/>
+          <w:right w:val="single" w:sz="4" w:space="0" w:color="auto"/>
+          <w:insideH w:val="single" w:sz="4" w:space="0" w:color="auto"/>
+          <w:insideV w:val="single" w:sz="4" w:space="0" w:color="auto"/>
         </w:tblBorders>
         <w:tblCellMar>
-          <w:top w:type="dxa" w:w="120"/>
-          <w:left w:type="dxa" w:w="160"/>
-          <w:bottom w:type="dxa" w:w="120"/>
-          <w:right w:type="dxa" w:w="160"/>
+          <w:top w:w="120" w:type="dxa"/>
+          <w:left w:w="160" w:type="dxa"/>
+          <w:bottom w:w="120" w:type="dxa"/>
+          <w:right w:w="160" w:type="dxa"/>
         </w:tblCellMar>
+        <w:tblLook w:val="0000" w:firstRow="0" w:lastRow="0" w:firstColumn="0" w:lastColumn="0" w:noHBand="0" w:noVBand="0"/>
       </w:tblPr>
       <w:tblGrid>
         <w:gridCol w:w="9350"/>
@@ -104,14 +148,14 @@
       <w:tr>
         <w:tc>
           <w:tcPr>
-            <w:tcW w:type="dxa" w:w="9350"/>
+            <w:tcW w:w="9350" w:type="dxa"/>
             <w:tcBorders>
-              <w:top w:val="single" w:color="D9D9D9" w:sz="4"/>
-              <w:left w:val="single" w:color="1F3864" w:sz="24"/>
-              <w:bottom w:val="single" w:color="D9D9D9" w:sz="4"/>
-              <w:right w:val="single" w:color="D9D9D9" w:sz="4"/>
+              <w:top w:val="single" w:sz="4" w:space="0" w:color="D9D9D9"/>
+              <w:left w:val="single" w:sz="24" w:space="0" w:color="1F3864"/>
+              <w:bottom w:val="single" w:sz="4" w:space="0" w:color="D9D9D9"/>
+              <w:right w:val="single" w:sz="4" w:space="0" w:color="D9D9D9"/>
             </w:tcBorders>
-            <w:shd w:fill="F2F2F2" w:color="auto" w:val="clear"/>
+            <w:shd w:val="clear" w:color="auto" w:fill="F2F2F2"/>
           </w:tcPr>
           <w:p>
             <w:pPr>
@@ -119,30 +163,22 @@
             </w:pPr>
             <w:r>
               <w:rPr>
-                <w:rFonts w:ascii="Calibri" w:cs="Calibri" w:eastAsia="Calibri" w:hAnsi="Calibri"/>
                 <w:b/>
                 <w:bCs/>
                 <w:color w:val="1F3864"/>
                 <w:sz w:val="22"/>
                 <w:szCs w:val="22"/>
               </w:rPr>
-              <w:t xml:space="preserve">Quick Reality Check</w:t>
-            </w:r>
-          </w:p>
-          <w:p>
-            <w:pPr>
-              <w:spacing w:after="0"/>
-            </w:pPr>
-            <w:r>
-              <w:rPr>
-                <w:rFonts w:ascii="Calibri" w:cs="Calibri" w:eastAsia="Calibri" w:hAnsi="Calibri"/>
+              <w:t>Quick Reality Check</w:t>
+            </w:r>
+          </w:p>
+          <w:p>
+            <w:r>
+              <w:rPr>
                 <w:i/>
                 <w:iCs/>
-                <w:color w:val="2B2B2B"/>
-                <w:sz w:val="21"/>
-                <w:szCs w:val="21"/>
-              </w:rPr>
-              <w:t xml:space="preserve">“Analyze the attached JSON. Give me a 3-bullet summary: 1) What is this job's actual core function, 2) The biggest red flag or risk factor in the posting, and 3) The exact base salary range and total comp breakdown.”</w:t>
+              </w:rPr>
+              <w:t>“Analyze the attached JSON. Give me a 3-bullet summary: 1) What is this job's actual core function, 2) The biggest red flag or risk factor in the posting, and 3) The exact base salary range and total comp breakdown.”</w:t>
             </w:r>
           </w:p>
         </w:tc>
@@ -155,21 +191,22 @@
     </w:p>
     <w:tbl>
       <w:tblPr>
-        <w:tblW w:type="dxa" w:w="9350"/>
+        <w:tblW w:w="9350" w:type="dxa"/>
         <w:tblBorders>
-          <w:top w:val="single" w:color="auto" w:sz="4"/>
-          <w:left w:val="single" w:color="auto" w:sz="4"/>
-          <w:bottom w:val="single" w:color="auto" w:sz="4"/>
-          <w:right w:val="single" w:color="auto" w:sz="4"/>
-          <w:insideH w:val="single" w:color="auto" w:sz="4"/>
-          <w:insideV w:val="single" w:color="auto" w:sz="4"/>
+          <w:top w:val="single" w:sz="4" w:space="0" w:color="auto"/>
+          <w:left w:val="single" w:sz="4" w:space="0" w:color="auto"/>
+          <w:bottom w:val="single" w:sz="4" w:space="0" w:color="auto"/>
+          <w:right w:val="single" w:sz="4" w:space="0" w:color="auto"/>
+          <w:insideH w:val="single" w:sz="4" w:space="0" w:color="auto"/>
+          <w:insideV w:val="single" w:sz="4" w:space="0" w:color="auto"/>
         </w:tblBorders>
         <w:tblCellMar>
-          <w:top w:type="dxa" w:w="120"/>
-          <w:left w:type="dxa" w:w="160"/>
-          <w:bottom w:type="dxa" w:w="120"/>
-          <w:right w:type="dxa" w:w="160"/>
+          <w:top w:w="120" w:type="dxa"/>
+          <w:left w:w="160" w:type="dxa"/>
+          <w:bottom w:w="120" w:type="dxa"/>
+          <w:right w:w="160" w:type="dxa"/>
         </w:tblCellMar>
+        <w:tblLook w:val="0000" w:firstRow="0" w:lastRow="0" w:firstColumn="0" w:lastColumn="0" w:noHBand="0" w:noVBand="0"/>
       </w:tblPr>
       <w:tblGrid>
         <w:gridCol w:w="9350"/>
@@ -177,14 +214,14 @@
       <w:tr>
         <w:tc>
           <w:tcPr>
-            <w:tcW w:type="dxa" w:w="9350"/>
+            <w:tcW w:w="9350" w:type="dxa"/>
             <w:tcBorders>
-              <w:top w:val="single" w:color="D9D9D9" w:sz="4"/>
-              <w:left w:val="single" w:color="1F3864" w:sz="24"/>
-              <w:bottom w:val="single" w:color="D9D9D9" w:sz="4"/>
-              <w:right w:val="single" w:color="D9D9D9" w:sz="4"/>
+              <w:top w:val="single" w:sz="4" w:space="0" w:color="D9D9D9"/>
+              <w:left w:val="single" w:sz="24" w:space="0" w:color="1F3864"/>
+              <w:bottom w:val="single" w:sz="4" w:space="0" w:color="D9D9D9"/>
+              <w:right w:val="single" w:sz="4" w:space="0" w:color="D9D9D9"/>
             </w:tcBorders>
-            <w:shd w:fill="F2F2F2" w:color="auto" w:val="clear"/>
+            <w:shd w:val="clear" w:color="auto" w:fill="F2F2F2"/>
           </w:tcPr>
           <w:p>
             <w:pPr>
@@ -192,30 +229,22 @@
             </w:pPr>
             <w:r>
               <w:rPr>
-                <w:rFonts w:ascii="Calibri" w:cs="Calibri" w:eastAsia="Calibri" w:hAnsi="Calibri"/>
                 <w:b/>
                 <w:bCs/>
                 <w:color w:val="1F3864"/>
                 <w:sz w:val="22"/>
                 <w:szCs w:val="22"/>
               </w:rPr>
-              <w:t xml:space="preserve">Salary &amp; Negotiation Levers</w:t>
-            </w:r>
-          </w:p>
-          <w:p>
-            <w:pPr>
-              <w:spacing w:after="0"/>
-            </w:pPr>
-            <w:r>
-              <w:rPr>
-                <w:rFonts w:ascii="Calibri" w:cs="Calibri" w:eastAsia="Calibri" w:hAnsi="Calibri"/>
+              <w:t>Salary &amp; Negotiation Levers</w:t>
+            </w:r>
+          </w:p>
+          <w:p>
+            <w:r>
+              <w:rPr>
                 <w:i/>
                 <w:iCs/>
-                <w:color w:val="2B2B2B"/>
-                <w:sz w:val="21"/>
-                <w:szCs w:val="21"/>
-              </w:rPr>
-              <w:t xml:space="preserve">“Pull all compensation data from the attached JSON. What is the base range, variable pay, equity, and benefits? Tell me the maximum reasonable ask for this role and 3 specific non-salary perks I should negotiate for based on the data.”</w:t>
+              </w:rPr>
+              <w:t>“Pull all compensation data from the attached JSON. What is the base range, variable pay, equity, and benefits? Tell me the maximum reasonable ask for this role and 3 specific non-salary perks I should negotiate for based on the data.”</w:t>
             </w:r>
           </w:p>
         </w:tc>
@@ -228,21 +257,22 @@
     </w:p>
     <w:tbl>
       <w:tblPr>
-        <w:tblW w:type="dxa" w:w="9350"/>
+        <w:tblW w:w="9350" w:type="dxa"/>
         <w:tblBorders>
-          <w:top w:val="single" w:color="auto" w:sz="4"/>
-          <w:left w:val="single" w:color="auto" w:sz="4"/>
-          <w:bottom w:val="single" w:color="auto" w:sz="4"/>
-          <w:right w:val="single" w:color="auto" w:sz="4"/>
-          <w:insideH w:val="single" w:color="auto" w:sz="4"/>
-          <w:insideV w:val="single" w:color="auto" w:sz="4"/>
+          <w:top w:val="single" w:sz="4" w:space="0" w:color="auto"/>
+          <w:left w:val="single" w:sz="4" w:space="0" w:color="auto"/>
+          <w:bottom w:val="single" w:sz="4" w:space="0" w:color="auto"/>
+          <w:right w:val="single" w:sz="4" w:space="0" w:color="auto"/>
+          <w:insideH w:val="single" w:sz="4" w:space="0" w:color="auto"/>
+          <w:insideV w:val="single" w:sz="4" w:space="0" w:color="auto"/>
         </w:tblBorders>
         <w:tblCellMar>
-          <w:top w:type="dxa" w:w="120"/>
-          <w:left w:type="dxa" w:w="160"/>
-          <w:bottom w:type="dxa" w:w="120"/>
-          <w:right w:type="dxa" w:w="160"/>
+          <w:top w:w="120" w:type="dxa"/>
+          <w:left w:w="160" w:type="dxa"/>
+          <w:bottom w:w="120" w:type="dxa"/>
+          <w:right w:w="160" w:type="dxa"/>
         </w:tblCellMar>
+        <w:tblLook w:val="0000" w:firstRow="0" w:lastRow="0" w:firstColumn="0" w:lastColumn="0" w:noHBand="0" w:noVBand="0"/>
       </w:tblPr>
       <w:tblGrid>
         <w:gridCol w:w="9350"/>
@@ -250,14 +280,14 @@
       <w:tr>
         <w:tc>
           <w:tcPr>
-            <w:tcW w:type="dxa" w:w="9350"/>
+            <w:tcW w:w="9350" w:type="dxa"/>
             <w:tcBorders>
-              <w:top w:val="single" w:color="D9D9D9" w:sz="4"/>
-              <w:left w:val="single" w:color="1F3864" w:sz="24"/>
-              <w:bottom w:val="single" w:color="D9D9D9" w:sz="4"/>
-              <w:right w:val="single" w:color="D9D9D9" w:sz="4"/>
+              <w:top w:val="single" w:sz="4" w:space="0" w:color="D9D9D9"/>
+              <w:left w:val="single" w:sz="24" w:space="0" w:color="1F3864"/>
+              <w:bottom w:val="single" w:sz="4" w:space="0" w:color="D9D9D9"/>
+              <w:right w:val="single" w:sz="4" w:space="0" w:color="D9D9D9"/>
             </w:tcBorders>
-            <w:shd w:fill="F2F2F2" w:color="auto" w:val="clear"/>
+            <w:shd w:val="clear" w:color="auto" w:fill="F2F2F2"/>
           </w:tcPr>
           <w:p>
             <w:pPr>
@@ -265,30 +295,22 @@
             </w:pPr>
             <w:r>
               <w:rPr>
-                <w:rFonts w:ascii="Calibri" w:cs="Calibri" w:eastAsia="Calibri" w:hAnsi="Calibri"/>
                 <w:b/>
                 <w:bCs/>
                 <w:color w:val="1F3864"/>
                 <w:sz w:val="22"/>
                 <w:szCs w:val="22"/>
               </w:rPr>
-              <w:t xml:space="preserve">Technical &amp; Hard Skills Audit</w:t>
-            </w:r>
-          </w:p>
-          <w:p>
-            <w:pPr>
-              <w:spacing w:after="0"/>
-            </w:pPr>
-            <w:r>
-              <w:rPr>
-                <w:rFonts w:ascii="Calibri" w:cs="Calibri" w:eastAsia="Calibri" w:hAnsi="Calibri"/>
+              <w:t>Technical &amp; Hard Skills Audit</w:t>
+            </w:r>
+          </w:p>
+          <w:p>
+            <w:r>
+              <w:rPr>
                 <w:i/>
                 <w:iCs/>
-                <w:color w:val="2B2B2B"/>
-                <w:sz w:val="21"/>
-                <w:szCs w:val="21"/>
-              </w:rPr>
-              <w:t xml:space="preserve">“Extract every hard skill, tool, framework, and certification from the attached JSON. Group them into two lists: 'Absolute Must-Haves' vs. 'Nice-to-Haves'. Ignore generic buzzwords like 'good communicator'.”</w:t>
+              </w:rPr>
+              <w:t>“Extract every hard skill, tool, framework, and certification from the attached JSON. Group them into two lists: 'Absolute Must-Haves' vs. 'Nice-to-Haves'. Ignore generic buzzwords like 'good communicator'.”</w:t>
             </w:r>
           </w:p>
         </w:tc>
@@ -297,13 +319,12 @@
     <w:p>
       <w:pPr>
         <w:pBdr>
-          <w:bottom w:val="single" w:color="B7862C" w:sz="8" w:space="4"/>
+          <w:bottom w:val="single" w:sz="8" w:space="4" w:color="B7862C"/>
         </w:pBdr>
-        <w:spacing w:after="200" w:before="480"/>
+        <w:spacing w:before="480" w:after="200"/>
       </w:pPr>
       <w:r>
         <w:rPr>
-          <w:rFonts w:ascii="Calibri" w:cs="Calibri" w:eastAsia="Calibri" w:hAnsi="Calibri"/>
           <w:b/>
           <w:bCs/>
           <w:color w:val="B7862C"/>
@@ -314,33 +335,33 @@
       </w:r>
       <w:r>
         <w:rPr>
-          <w:rFonts w:ascii="Calibri" w:cs="Calibri" w:eastAsia="Calibri" w:hAnsi="Calibri"/>
           <w:b/>
           <w:bCs/>
           <w:color w:val="1F3864"/>
           <w:sz w:val="28"/>
           <w:szCs w:val="28"/>
         </w:rPr>
-        <w:t xml:space="preserve">Risk &amp; Operational Reality</w:t>
+        <w:t>Risk &amp; Operational Reality</w:t>
       </w:r>
     </w:p>
     <w:tbl>
       <w:tblPr>
-        <w:tblW w:type="dxa" w:w="9350"/>
+        <w:tblW w:w="9350" w:type="dxa"/>
         <w:tblBorders>
-          <w:top w:val="single" w:color="auto" w:sz="4"/>
-          <w:left w:val="single" w:color="auto" w:sz="4"/>
-          <w:bottom w:val="single" w:color="auto" w:sz="4"/>
-          <w:right w:val="single" w:color="auto" w:sz="4"/>
-          <w:insideH w:val="single" w:color="auto" w:sz="4"/>
-          <w:insideV w:val="single" w:color="auto" w:sz="4"/>
+          <w:top w:val="single" w:sz="4" w:space="0" w:color="auto"/>
+          <w:left w:val="single" w:sz="4" w:space="0" w:color="auto"/>
+          <w:bottom w:val="single" w:sz="4" w:space="0" w:color="auto"/>
+          <w:right w:val="single" w:sz="4" w:space="0" w:color="auto"/>
+          <w:insideH w:val="single" w:sz="4" w:space="0" w:color="auto"/>
+          <w:insideV w:val="single" w:sz="4" w:space="0" w:color="auto"/>
         </w:tblBorders>
         <w:tblCellMar>
-          <w:top w:type="dxa" w:w="120"/>
-          <w:left w:type="dxa" w:w="160"/>
-          <w:bottom w:type="dxa" w:w="120"/>
-          <w:right w:type="dxa" w:w="160"/>
+          <w:top w:w="120" w:type="dxa"/>
+          <w:left w:w="160" w:type="dxa"/>
+          <w:bottom w:w="120" w:type="dxa"/>
+          <w:right w:w="160" w:type="dxa"/>
         </w:tblCellMar>
+        <w:tblLook w:val="0000" w:firstRow="0" w:lastRow="0" w:firstColumn="0" w:lastColumn="0" w:noHBand="0" w:noVBand="0"/>
       </w:tblPr>
       <w:tblGrid>
         <w:gridCol w:w="9350"/>
@@ -348,14 +369,14 @@
       <w:tr>
         <w:tc>
           <w:tcPr>
-            <w:tcW w:type="dxa" w:w="9350"/>
+            <w:tcW w:w="9350" w:type="dxa"/>
             <w:tcBorders>
-              <w:top w:val="single" w:color="D9D9D9" w:sz="4"/>
-              <w:left w:val="single" w:color="1F3864" w:sz="24"/>
-              <w:bottom w:val="single" w:color="D9D9D9" w:sz="4"/>
-              <w:right w:val="single" w:color="D9D9D9" w:sz="4"/>
+              <w:top w:val="single" w:sz="4" w:space="0" w:color="D9D9D9"/>
+              <w:left w:val="single" w:sz="24" w:space="0" w:color="1F3864"/>
+              <w:bottom w:val="single" w:sz="4" w:space="0" w:color="D9D9D9"/>
+              <w:right w:val="single" w:sz="4" w:space="0" w:color="D9D9D9"/>
             </w:tcBorders>
-            <w:shd w:fill="F2F2F2" w:color="auto" w:val="clear"/>
+            <w:shd w:val="clear" w:color="auto" w:fill="F2F2F2"/>
           </w:tcPr>
           <w:p>
             <w:pPr>
@@ -363,30 +384,22 @@
             </w:pPr>
             <w:r>
               <w:rPr>
-                <w:rFonts w:ascii="Calibri" w:cs="Calibri" w:eastAsia="Calibri" w:hAnsi="Calibri"/>
                 <w:b/>
                 <w:bCs/>
                 <w:color w:val="1F3864"/>
                 <w:sz w:val="22"/>
                 <w:szCs w:val="22"/>
               </w:rPr>
-              <w:t xml:space="preserve">Red Flags &amp; Ghost Job Detection</w:t>
-            </w:r>
-          </w:p>
-          <w:p>
-            <w:pPr>
-              <w:spacing w:after="0"/>
-            </w:pPr>
-            <w:r>
-              <w:rPr>
-                <w:rFonts w:ascii="Calibri" w:cs="Calibri" w:eastAsia="Calibri" w:hAnsi="Calibri"/>
+              <w:t>Red Flags &amp; Ghost Job Detection</w:t>
+            </w:r>
+          </w:p>
+          <w:p>
+            <w:r>
+              <w:rPr>
                 <w:i/>
                 <w:iCs/>
-                <w:color w:val="2B2B2B"/>
-                <w:sz w:val="21"/>
-                <w:szCs w:val="21"/>
-              </w:rPr>
-              <w:t xml:space="preserve">“Scan the attached JSON for risk indicators. List every red flag regarding role clarity, workload, turnover risk, or ghost job probability. Tell me straight up if this job looks like a trap or a legitimate hire.”</w:t>
+              </w:rPr>
+              <w:t>“Scan the attached JSON for risk indicators. List every red flag regarding role clarity, workload, turnover risk, or ghost job probability. Tell me straight up if this job looks like a trap or a legitimate hire.”</w:t>
             </w:r>
           </w:p>
         </w:tc>
@@ -399,21 +412,22 @@
     </w:p>
     <w:tbl>
       <w:tblPr>
-        <w:tblW w:type="dxa" w:w="9350"/>
+        <w:tblW w:w="9350" w:type="dxa"/>
         <w:tblBorders>
-          <w:top w:val="single" w:color="auto" w:sz="4"/>
-          <w:left w:val="single" w:color="auto" w:sz="4"/>
-          <w:bottom w:val="single" w:color="auto" w:sz="4"/>
-          <w:right w:val="single" w:color="auto" w:sz="4"/>
-          <w:insideH w:val="single" w:color="auto" w:sz="4"/>
-          <w:insideV w:val="single" w:color="auto" w:sz="4"/>
+          <w:top w:val="single" w:sz="4" w:space="0" w:color="auto"/>
+          <w:left w:val="single" w:sz="4" w:space="0" w:color="auto"/>
+          <w:bottom w:val="single" w:sz="4" w:space="0" w:color="auto"/>
+          <w:right w:val="single" w:sz="4" w:space="0" w:color="auto"/>
+          <w:insideH w:val="single" w:sz="4" w:space="0" w:color="auto"/>
+          <w:insideV w:val="single" w:sz="4" w:space="0" w:color="auto"/>
         </w:tblBorders>
         <w:tblCellMar>
-          <w:top w:type="dxa" w:w="120"/>
-          <w:left w:type="dxa" w:w="160"/>
-          <w:bottom w:type="dxa" w:w="120"/>
-          <w:right w:type="dxa" w:w="160"/>
+          <w:top w:w="120" w:type="dxa"/>
+          <w:left w:w="160" w:type="dxa"/>
+          <w:bottom w:w="120" w:type="dxa"/>
+          <w:right w:w="160" w:type="dxa"/>
         </w:tblCellMar>
+        <w:tblLook w:val="0000" w:firstRow="0" w:lastRow="0" w:firstColumn="0" w:lastColumn="0" w:noHBand="0" w:noVBand="0"/>
       </w:tblPr>
       <w:tblGrid>
         <w:gridCol w:w="9350"/>
@@ -421,14 +435,14 @@
       <w:tr>
         <w:tc>
           <w:tcPr>
-            <w:tcW w:type="dxa" w:w="9350"/>
+            <w:tcW w:w="9350" w:type="dxa"/>
             <w:tcBorders>
-              <w:top w:val="single" w:color="D9D9D9" w:sz="4"/>
-              <w:left w:val="single" w:color="1F3864" w:sz="24"/>
-              <w:bottom w:val="single" w:color="D9D9D9" w:sz="4"/>
-              <w:right w:val="single" w:color="D9D9D9" w:sz="4"/>
+              <w:top w:val="single" w:sz="4" w:space="0" w:color="D9D9D9"/>
+              <w:left w:val="single" w:sz="24" w:space="0" w:color="1F3864"/>
+              <w:bottom w:val="single" w:sz="4" w:space="0" w:color="D9D9D9"/>
+              <w:right w:val="single" w:sz="4" w:space="0" w:color="D9D9D9"/>
             </w:tcBorders>
-            <w:shd w:fill="F2F2F2" w:color="auto" w:val="clear"/>
+            <w:shd w:val="clear" w:color="auto" w:fill="F2F2F2"/>
           </w:tcPr>
           <w:p>
             <w:pPr>
@@ -436,30 +450,22 @@
             </w:pPr>
             <w:r>
               <w:rPr>
-                <w:rFonts w:ascii="Calibri" w:cs="Calibri" w:eastAsia="Calibri" w:hAnsi="Calibri"/>
                 <w:b/>
                 <w:bCs/>
                 <w:color w:val="1F3864"/>
                 <w:sz w:val="22"/>
                 <w:szCs w:val="22"/>
               </w:rPr>
-              <w:t xml:space="preserve">Day-in-the-Life &amp; Workload Reality</w:t>
-            </w:r>
-          </w:p>
-          <w:p>
-            <w:pPr>
-              <w:spacing w:after="0"/>
-            </w:pPr>
-            <w:r>
-              <w:rPr>
-                <w:rFonts w:ascii="Calibri" w:cs="Calibri" w:eastAsia="Calibri" w:hAnsi="Calibri"/>
+              <w:t>Day-in-the-Life &amp; Workload Reality</w:t>
+            </w:r>
+          </w:p>
+          <w:p>
+            <w:r>
+              <w:rPr>
                 <w:i/>
                 <w:iCs/>
-                <w:color w:val="2B2B2B"/>
-                <w:sz w:val="21"/>
-                <w:szCs w:val="21"/>
-              </w:rPr>
-              <w:t xml:space="preserve">“Extract all operational details from the attached JSON. What does the day-to-day work actually look like? Include expected travel, on-call expectations, team size, reporting structure, and overall workload intensity.”</w:t>
+              </w:rPr>
+              <w:t>“Extract all operational details from the attached JSON. What does the day-to-day work actually look like? Include expected travel, on-call expectations, team size, reporting structure, and overall workload intensity.”</w:t>
             </w:r>
           </w:p>
         </w:tc>
@@ -472,21 +478,22 @@
     </w:p>
     <w:tbl>
       <w:tblPr>
-        <w:tblW w:type="dxa" w:w="9350"/>
+        <w:tblW w:w="9350" w:type="dxa"/>
         <w:tblBorders>
-          <w:top w:val="single" w:color="auto" w:sz="4"/>
-          <w:left w:val="single" w:color="auto" w:sz="4"/>
-          <w:bottom w:val="single" w:color="auto" w:sz="4"/>
-          <w:right w:val="single" w:color="auto" w:sz="4"/>
-          <w:insideH w:val="single" w:color="auto" w:sz="4"/>
-          <w:insideV w:val="single" w:color="auto" w:sz="4"/>
+          <w:top w:val="single" w:sz="4" w:space="0" w:color="auto"/>
+          <w:left w:val="single" w:sz="4" w:space="0" w:color="auto"/>
+          <w:bottom w:val="single" w:sz="4" w:space="0" w:color="auto"/>
+          <w:right w:val="single" w:sz="4" w:space="0" w:color="auto"/>
+          <w:insideH w:val="single" w:sz="4" w:space="0" w:color="auto"/>
+          <w:insideV w:val="single" w:sz="4" w:space="0" w:color="auto"/>
         </w:tblBorders>
         <w:tblCellMar>
-          <w:top w:type="dxa" w:w="120"/>
-          <w:left w:type="dxa" w:w="160"/>
-          <w:bottom w:type="dxa" w:w="120"/>
-          <w:right w:type="dxa" w:w="160"/>
+          <w:top w:w="120" w:type="dxa"/>
+          <w:left w:w="160" w:type="dxa"/>
+          <w:bottom w:w="120" w:type="dxa"/>
+          <w:right w:w="160" w:type="dxa"/>
         </w:tblCellMar>
+        <w:tblLook w:val="0000" w:firstRow="0" w:lastRow="0" w:firstColumn="0" w:lastColumn="0" w:noHBand="0" w:noVBand="0"/>
       </w:tblPr>
       <w:tblGrid>
         <w:gridCol w:w="9350"/>
@@ -494,14 +501,14 @@
       <w:tr>
         <w:tc>
           <w:tcPr>
-            <w:tcW w:type="dxa" w:w="9350"/>
+            <w:tcW w:w="9350" w:type="dxa"/>
             <w:tcBorders>
-              <w:top w:val="single" w:color="D9D9D9" w:sz="4"/>
-              <w:left w:val="single" w:color="1F3864" w:sz="24"/>
-              <w:bottom w:val="single" w:color="D9D9D9" w:sz="4"/>
-              <w:right w:val="single" w:color="D9D9D9" w:sz="4"/>
+              <w:top w:val="single" w:sz="4" w:space="0" w:color="D9D9D9"/>
+              <w:left w:val="single" w:sz="24" w:space="0" w:color="1F3864"/>
+              <w:bottom w:val="single" w:sz="4" w:space="0" w:color="D9D9D9"/>
+              <w:right w:val="single" w:sz="4" w:space="0" w:color="D9D9D9"/>
             </w:tcBorders>
-            <w:shd w:fill="F2F2F2" w:color="auto" w:val="clear"/>
+            <w:shd w:val="clear" w:color="auto" w:fill="F2F2F2"/>
           </w:tcPr>
           <w:p>
             <w:pPr>
@@ -509,30 +516,23 @@
             </w:pPr>
             <w:r>
               <w:rPr>
-                <w:rFonts w:ascii="Calibri" w:cs="Calibri" w:eastAsia="Calibri" w:hAnsi="Calibri"/>
                 <w:b/>
                 <w:bCs/>
                 <w:color w:val="1F3864"/>
                 <w:sz w:val="22"/>
                 <w:szCs w:val="22"/>
               </w:rPr>
-              <w:t xml:space="preserve">Company Culture &amp; 'Read Between the Lines'</w:t>
-            </w:r>
-          </w:p>
-          <w:p>
-            <w:pPr>
-              <w:spacing w:after="0"/>
-            </w:pPr>
-            <w:r>
-              <w:rPr>
-                <w:rFonts w:ascii="Calibri" w:cs="Calibri" w:eastAsia="Calibri" w:hAnsi="Calibri"/>
+              <w:lastRenderedPageBreak/>
+              <w:t>Company Culture &amp; 'Read Between the Lines'</w:t>
+            </w:r>
+          </w:p>
+          <w:p>
+            <w:r>
+              <w:rPr>
                 <w:i/>
                 <w:iCs/>
-                <w:color w:val="2B2B2B"/>
-                <w:sz w:val="21"/>
-                <w:szCs w:val="21"/>
-              </w:rPr>
-              <w:t xml:space="preserve">“Look at the tone, company details, and cultural cues in the attached JSON. What is the real environment like behind the buzzwords? Highlight any signs of micromanagement, high turnover, chaos, or strong engineering culture.”</w:t>
+              </w:rPr>
+              <w:t>“Look at the tone, company details, and cultural cues in the attached JSON. What is the real environment like behind the buzzwords? Highlight any signs of micromanagement, high turnover, chaos, or strong engineering culture.”</w:t>
             </w:r>
           </w:p>
         </w:tc>
@@ -546,50 +546,50 @@
     <w:p>
       <w:pPr>
         <w:pBdr>
-          <w:bottom w:val="single" w:color="B7862C" w:sz="8" w:space="4"/>
+          <w:bottom w:val="single" w:sz="8" w:space="4" w:color="B7862C"/>
         </w:pBdr>
-        <w:spacing w:after="200" w:before="480"/>
+        <w:spacing w:before="480" w:after="200"/>
       </w:pPr>
       <w:r>
         <w:rPr>
-          <w:rFonts w:ascii="Calibri" w:cs="Calibri" w:eastAsia="Calibri" w:hAnsi="Calibri"/>
           <w:b/>
           <w:bCs/>
           <w:color w:val="B7862C"/>
           <w:sz w:val="28"/>
           <w:szCs w:val="28"/>
         </w:rPr>
+        <w:lastRenderedPageBreak/>
         <w:t xml:space="preserve">3. </w:t>
       </w:r>
       <w:r>
         <w:rPr>
-          <w:rFonts w:ascii="Calibri" w:cs="Calibri" w:eastAsia="Calibri" w:hAnsi="Calibri"/>
           <w:b/>
           <w:bCs/>
           <w:color w:val="1F3864"/>
           <w:sz w:val="28"/>
           <w:szCs w:val="28"/>
         </w:rPr>
-        <w:t xml:space="preserve">Application &amp; Interview Strategy</w:t>
+        <w:t>Application &amp; Interview Strategy</w:t>
       </w:r>
     </w:p>
     <w:tbl>
       <w:tblPr>
-        <w:tblW w:type="dxa" w:w="9350"/>
+        <w:tblW w:w="9350" w:type="dxa"/>
         <w:tblBorders>
-          <w:top w:val="single" w:color="auto" w:sz="4"/>
-          <w:left w:val="single" w:color="auto" w:sz="4"/>
-          <w:bottom w:val="single" w:color="auto" w:sz="4"/>
-          <w:right w:val="single" w:color="auto" w:sz="4"/>
-          <w:insideH w:val="single" w:color="auto" w:sz="4"/>
-          <w:insideV w:val="single" w:color="auto" w:sz="4"/>
+          <w:top w:val="single" w:sz="4" w:space="0" w:color="auto"/>
+          <w:left w:val="single" w:sz="4" w:space="0" w:color="auto"/>
+          <w:bottom w:val="single" w:sz="4" w:space="0" w:color="auto"/>
+          <w:right w:val="single" w:sz="4" w:space="0" w:color="auto"/>
+          <w:insideH w:val="single" w:sz="4" w:space="0" w:color="auto"/>
+          <w:insideV w:val="single" w:sz="4" w:space="0" w:color="auto"/>
         </w:tblBorders>
         <w:tblCellMar>
-          <w:top w:type="dxa" w:w="120"/>
-          <w:left w:type="dxa" w:w="160"/>
-          <w:bottom w:type="dxa" w:w="120"/>
-          <w:right w:type="dxa" w:w="160"/>
+          <w:top w:w="120" w:type="dxa"/>
+          <w:left w:w="160" w:type="dxa"/>
+          <w:bottom w:w="120" w:type="dxa"/>
+          <w:right w:w="160" w:type="dxa"/>
         </w:tblCellMar>
+        <w:tblLook w:val="0000" w:firstRow="0" w:lastRow="0" w:firstColumn="0" w:lastColumn="0" w:noHBand="0" w:noVBand="0"/>
       </w:tblPr>
       <w:tblGrid>
         <w:gridCol w:w="9350"/>
@@ -597,14 +597,14 @@
       <w:tr>
         <w:tc>
           <w:tcPr>
-            <w:tcW w:type="dxa" w:w="9350"/>
+            <w:tcW w:w="9350" w:type="dxa"/>
             <w:tcBorders>
-              <w:top w:val="single" w:color="D9D9D9" w:sz="4"/>
-              <w:left w:val="single" w:color="1F3864" w:sz="24"/>
-              <w:bottom w:val="single" w:color="D9D9D9" w:sz="4"/>
-              <w:right w:val="single" w:color="D9D9D9" w:sz="4"/>
+              <w:top w:val="single" w:sz="4" w:space="0" w:color="D9D9D9"/>
+              <w:left w:val="single" w:sz="24" w:space="0" w:color="1F3864"/>
+              <w:bottom w:val="single" w:sz="4" w:space="0" w:color="D9D9D9"/>
+              <w:right w:val="single" w:sz="4" w:space="0" w:color="D9D9D9"/>
             </w:tcBorders>
-            <w:shd w:fill="F2F2F2" w:color="auto" w:val="clear"/>
+            <w:shd w:val="clear" w:color="auto" w:fill="F2F2F2"/>
           </w:tcPr>
           <w:p>
             <w:pPr>
@@ -612,30 +612,22 @@
             </w:pPr>
             <w:r>
               <w:rPr>
-                <w:rFonts w:ascii="Calibri" w:cs="Calibri" w:eastAsia="Calibri" w:hAnsi="Calibri"/>
                 <w:b/>
                 <w:bCs/>
                 <w:color w:val="1F3864"/>
                 <w:sz w:val="22"/>
                 <w:szCs w:val="22"/>
               </w:rPr>
-              <w:t xml:space="preserve">Resume &amp; Cover Letter Cheat Sheet</w:t>
-            </w:r>
-          </w:p>
-          <w:p>
-            <w:pPr>
-              <w:spacing w:after="0"/>
-            </w:pPr>
-            <w:r>
-              <w:rPr>
-                <w:rFonts w:ascii="Calibri" w:cs="Calibri" w:eastAsia="Calibri" w:hAnsi="Calibri"/>
+              <w:t>Resume &amp; Cover Letter Cheat Sheet</w:t>
+            </w:r>
+          </w:p>
+          <w:p>
+            <w:r>
+              <w:rPr>
                 <w:i/>
                 <w:iCs/>
-                <w:color w:val="2B2B2B"/>
-                <w:sz w:val="21"/>
-                <w:szCs w:val="21"/>
-              </w:rPr>
-              <w:t xml:space="preserve">“Read the attached JSON and tell me the top 3 high-priority business problems this role is hired to solve. What exact keywords and achievement themes should I emphasize on my resume to pass their screening?”</w:t>
+              </w:rPr>
+              <w:t>“Read the attached JSON and tell me the top 3 high-priority business problems this role is hired to solve. What exact keywords and achievement themes should I emphasize on my resume to pass their screening?”</w:t>
             </w:r>
           </w:p>
         </w:tc>
@@ -648,21 +640,22 @@
     </w:p>
     <w:tbl>
       <w:tblPr>
-        <w:tblW w:type="dxa" w:w="9350"/>
+        <w:tblW w:w="9350" w:type="dxa"/>
         <w:tblBorders>
-          <w:top w:val="single" w:color="auto" w:sz="4"/>
-          <w:left w:val="single" w:color="auto" w:sz="4"/>
-          <w:bottom w:val="single" w:color="auto" w:sz="4"/>
-          <w:right w:val="single" w:color="auto" w:sz="4"/>
-          <w:insideH w:val="single" w:color="auto" w:sz="4"/>
-          <w:insideV w:val="single" w:color="auto" w:sz="4"/>
+          <w:top w:val="single" w:sz="4" w:space="0" w:color="auto"/>
+          <w:left w:val="single" w:sz="4" w:space="0" w:color="auto"/>
+          <w:bottom w:val="single" w:sz="4" w:space="0" w:color="auto"/>
+          <w:right w:val="single" w:sz="4" w:space="0" w:color="auto"/>
+          <w:insideH w:val="single" w:sz="4" w:space="0" w:color="auto"/>
+          <w:insideV w:val="single" w:sz="4" w:space="0" w:color="auto"/>
         </w:tblBorders>
         <w:tblCellMar>
-          <w:top w:type="dxa" w:w="120"/>
-          <w:left w:type="dxa" w:w="160"/>
-          <w:bottom w:type="dxa" w:w="120"/>
-          <w:right w:type="dxa" w:w="160"/>
+          <w:top w:w="120" w:type="dxa"/>
+          <w:left w:w="160" w:type="dxa"/>
+          <w:bottom w:w="120" w:type="dxa"/>
+          <w:right w:w="160" w:type="dxa"/>
         </w:tblCellMar>
+        <w:tblLook w:val="0000" w:firstRow="0" w:lastRow="0" w:firstColumn="0" w:lastColumn="0" w:noHBand="0" w:noVBand="0"/>
       </w:tblPr>
       <w:tblGrid>
         <w:gridCol w:w="9350"/>
@@ -670,14 +663,14 @@
       <w:tr>
         <w:tc>
           <w:tcPr>
-            <w:tcW w:type="dxa" w:w="9350"/>
+            <w:tcW w:w="9350" w:type="dxa"/>
             <w:tcBorders>
-              <w:top w:val="single" w:color="D9D9D9" w:sz="4"/>
-              <w:left w:val="single" w:color="1F3864" w:sz="24"/>
-              <w:bottom w:val="single" w:color="D9D9D9" w:sz="4"/>
-              <w:right w:val="single" w:color="D9D9D9" w:sz="4"/>
+              <w:top w:val="single" w:sz="4" w:space="0" w:color="D9D9D9"/>
+              <w:left w:val="single" w:sz="24" w:space="0" w:color="1F3864"/>
+              <w:bottom w:val="single" w:sz="4" w:space="0" w:color="D9D9D9"/>
+              <w:right w:val="single" w:sz="4" w:space="0" w:color="D9D9D9"/>
             </w:tcBorders>
-            <w:shd w:fill="F2F2F2" w:color="auto" w:val="clear"/>
+            <w:shd w:val="clear" w:color="auto" w:fill="F2F2F2"/>
           </w:tcPr>
           <w:p>
             <w:pPr>
@@ -685,30 +678,22 @@
             </w:pPr>
             <w:r>
               <w:rPr>
-                <w:rFonts w:ascii="Calibri" w:cs="Calibri" w:eastAsia="Calibri" w:hAnsi="Calibri"/>
                 <w:b/>
                 <w:bCs/>
                 <w:color w:val="1F3864"/>
                 <w:sz w:val="22"/>
                 <w:szCs w:val="22"/>
               </w:rPr>
-              <w:t xml:space="preserve">Gap Analysis &amp; Prep Strategy</w:t>
-            </w:r>
-          </w:p>
-          <w:p>
-            <w:pPr>
-              <w:spacing w:after="0"/>
-            </w:pPr>
-            <w:r>
-              <w:rPr>
-                <w:rFonts w:ascii="Calibri" w:cs="Calibri" w:eastAsia="Calibri" w:hAnsi="Calibri"/>
+              <w:t>Gap Analysis &amp; Prep Strategy</w:t>
+            </w:r>
+          </w:p>
+          <w:p>
+            <w:r>
+              <w:rPr>
                 <w:i/>
                 <w:iCs/>
-                <w:color w:val="2B2B2B"/>
-                <w:sz w:val="21"/>
-                <w:szCs w:val="21"/>
-              </w:rPr>
-              <w:t xml:space="preserve">“Compare the requirements in this JSON against a standard profile for this title. Where are the trickiest skill gaps or hidden expectations an applicant might trip over? Give me a quick 3-step prep plan to cover those gaps before an interview.”</w:t>
+              </w:rPr>
+              <w:t>“Compare the requirements in this JSON against a standard profile for this title. Where are the trickiest skill gaps or hidden expectations an applicant might trip over? Give me a quick 3-step prep plan to cover those gaps before an interview.”</w:t>
             </w:r>
           </w:p>
         </w:tc>
@@ -721,21 +706,22 @@
     </w:p>
     <w:tbl>
       <w:tblPr>
-        <w:tblW w:type="dxa" w:w="9350"/>
+        <w:tblW w:w="9350" w:type="dxa"/>
         <w:tblBorders>
-          <w:top w:val="single" w:color="auto" w:sz="4"/>
-          <w:left w:val="single" w:color="auto" w:sz="4"/>
-          <w:bottom w:val="single" w:color="auto" w:sz="4"/>
-          <w:right w:val="single" w:color="auto" w:sz="4"/>
-          <w:insideH w:val="single" w:color="auto" w:sz="4"/>
-          <w:insideV w:val="single" w:color="auto" w:sz="4"/>
+          <w:top w:val="single" w:sz="4" w:space="0" w:color="auto"/>
+          <w:left w:val="single" w:sz="4" w:space="0" w:color="auto"/>
+          <w:bottom w:val="single" w:sz="4" w:space="0" w:color="auto"/>
+          <w:right w:val="single" w:sz="4" w:space="0" w:color="auto"/>
+          <w:insideH w:val="single" w:sz="4" w:space="0" w:color="auto"/>
+          <w:insideV w:val="single" w:sz="4" w:space="0" w:color="auto"/>
         </w:tblBorders>
         <w:tblCellMar>
-          <w:top w:type="dxa" w:w="120"/>
-          <w:left w:type="dxa" w:w="160"/>
-          <w:bottom w:type="dxa" w:w="120"/>
-          <w:right w:type="dxa" w:w="160"/>
+          <w:top w:w="120" w:type="dxa"/>
+          <w:left w:w="160" w:type="dxa"/>
+          <w:bottom w:w="120" w:type="dxa"/>
+          <w:right w:w="160" w:type="dxa"/>
         </w:tblCellMar>
+        <w:tblLook w:val="0000" w:firstRow="0" w:lastRow="0" w:firstColumn="0" w:lastColumn="0" w:noHBand="0" w:noVBand="0"/>
       </w:tblPr>
       <w:tblGrid>
         <w:gridCol w:w="9350"/>
@@ -743,14 +729,14 @@
       <w:tr>
         <w:tc>
           <w:tcPr>
-            <w:tcW w:type="dxa" w:w="9350"/>
+            <w:tcW w:w="9350" w:type="dxa"/>
             <w:tcBorders>
-              <w:top w:val="single" w:color="D9D9D9" w:sz="4"/>
-              <w:left w:val="single" w:color="1F3864" w:sz="24"/>
-              <w:bottom w:val="single" w:color="D9D9D9" w:sz="4"/>
-              <w:right w:val="single" w:color="D9D9D9" w:sz="4"/>
+              <w:top w:val="single" w:sz="4" w:space="0" w:color="D9D9D9"/>
+              <w:left w:val="single" w:sz="24" w:space="0" w:color="1F3864"/>
+              <w:bottom w:val="single" w:sz="4" w:space="0" w:color="D9D9D9"/>
+              <w:right w:val="single" w:sz="4" w:space="0" w:color="D9D9D9"/>
             </w:tcBorders>
-            <w:shd w:fill="F2F2F2" w:color="auto" w:val="clear"/>
+            <w:shd w:val="clear" w:color="auto" w:fill="F2F2F2"/>
           </w:tcPr>
           <w:p>
             <w:pPr>
@@ -758,30 +744,22 @@
             </w:pPr>
             <w:r>
               <w:rPr>
-                <w:rFonts w:ascii="Calibri" w:cs="Calibri" w:eastAsia="Calibri" w:hAnsi="Calibri"/>
                 <w:b/>
                 <w:bCs/>
                 <w:color w:val="1F3864"/>
                 <w:sz w:val="22"/>
                 <w:szCs w:val="22"/>
               </w:rPr>
-              <w:t xml:space="preserve">Interview Recon (Questions They Will Ask)</w:t>
-            </w:r>
-          </w:p>
-          <w:p>
-            <w:pPr>
-              <w:spacing w:after="0"/>
-            </w:pPr>
-            <w:r>
-              <w:rPr>
-                <w:rFonts w:ascii="Calibri" w:cs="Calibri" w:eastAsia="Calibri" w:hAnsi="Calibri"/>
+              <w:t>Interview Recon (Questions They Will Ask)</w:t>
+            </w:r>
+          </w:p>
+          <w:p>
+            <w:r>
+              <w:rPr>
                 <w:i/>
                 <w:iCs/>
-                <w:color w:val="2B2B2B"/>
-                <w:sz w:val="21"/>
-                <w:szCs w:val="21"/>
-              </w:rPr>
-              <w:t xml:space="preserve">“Based on the role analysis in this JSON, what are 5 tough interview questions they will likely ask me based on their specific pain points and tech stack?”</w:t>
+              </w:rPr>
+              <w:t>“Based on the role analysis in this JSON, what are 5 tough interview questions they will likely ask me based on their specific pain points and tech stack?”</w:t>
             </w:r>
           </w:p>
         </w:tc>
@@ -794,21 +772,22 @@
     </w:p>
     <w:tbl>
       <w:tblPr>
-        <w:tblW w:type="dxa" w:w="9350"/>
+        <w:tblW w:w="9350" w:type="dxa"/>
         <w:tblBorders>
-          <w:top w:val="single" w:color="auto" w:sz="4"/>
-          <w:left w:val="single" w:color="auto" w:sz="4"/>
-          <w:bottom w:val="single" w:color="auto" w:sz="4"/>
-          <w:right w:val="single" w:color="auto" w:sz="4"/>
-          <w:insideH w:val="single" w:color="auto" w:sz="4"/>
-          <w:insideV w:val="single" w:color="auto" w:sz="4"/>
+          <w:top w:val="single" w:sz="4" w:space="0" w:color="auto"/>
+          <w:left w:val="single" w:sz="4" w:space="0" w:color="auto"/>
+          <w:bottom w:val="single" w:sz="4" w:space="0" w:color="auto"/>
+          <w:right w:val="single" w:sz="4" w:space="0" w:color="auto"/>
+          <w:insideH w:val="single" w:sz="4" w:space="0" w:color="auto"/>
+          <w:insideV w:val="single" w:sz="4" w:space="0" w:color="auto"/>
         </w:tblBorders>
         <w:tblCellMar>
-          <w:top w:type="dxa" w:w="120"/>
-          <w:left w:type="dxa" w:w="160"/>
-          <w:bottom w:type="dxa" w:w="120"/>
-          <w:right w:type="dxa" w:w="160"/>
+          <w:top w:w="120" w:type="dxa"/>
+          <w:left w:w="160" w:type="dxa"/>
+          <w:bottom w:w="120" w:type="dxa"/>
+          <w:right w:w="160" w:type="dxa"/>
         </w:tblCellMar>
+        <w:tblLook w:val="0000" w:firstRow="0" w:lastRow="0" w:firstColumn="0" w:lastColumn="0" w:noHBand="0" w:noVBand="0"/>
       </w:tblPr>
       <w:tblGrid>
         <w:gridCol w:w="9350"/>
@@ -816,14 +795,14 @@
       <w:tr>
         <w:tc>
           <w:tcPr>
-            <w:tcW w:type="dxa" w:w="9350"/>
+            <w:tcW w:w="9350" w:type="dxa"/>
             <w:tcBorders>
-              <w:top w:val="single" w:color="D9D9D9" w:sz="4"/>
-              <w:left w:val="single" w:color="1F3864" w:sz="24"/>
-              <w:bottom w:val="single" w:color="D9D9D9" w:sz="4"/>
-              <w:right w:val="single" w:color="D9D9D9" w:sz="4"/>
+              <w:top w:val="single" w:sz="4" w:space="0" w:color="D9D9D9"/>
+              <w:left w:val="single" w:sz="24" w:space="0" w:color="1F3864"/>
+              <w:bottom w:val="single" w:sz="4" w:space="0" w:color="D9D9D9"/>
+              <w:right w:val="single" w:sz="4" w:space="0" w:color="D9D9D9"/>
             </w:tcBorders>
-            <w:shd w:fill="F2F2F2" w:color="auto" w:val="clear"/>
+            <w:shd w:val="clear" w:color="auto" w:fill="F2F2F2"/>
           </w:tcPr>
           <w:p>
             <w:pPr>
@@ -831,30 +810,22 @@
             </w:pPr>
             <w:r>
               <w:rPr>
-                <w:rFonts w:ascii="Calibri" w:cs="Calibri" w:eastAsia="Calibri" w:hAnsi="Calibri"/>
                 <w:b/>
                 <w:bCs/>
                 <w:color w:val="1F3864"/>
                 <w:sz w:val="22"/>
                 <w:szCs w:val="22"/>
               </w:rPr>
-              <w:t xml:space="preserve">Questions to Ask the Interviewers (By Stage)</w:t>
-            </w:r>
-          </w:p>
-          <w:p>
-            <w:pPr>
-              <w:spacing w:after="0"/>
-            </w:pPr>
-            <w:r>
-              <w:rPr>
-                <w:rFonts w:ascii="Calibri" w:cs="Calibri" w:eastAsia="Calibri" w:hAnsi="Calibri"/>
+              <w:t>Questions to Ask the Interviewers (By Stage)</w:t>
+            </w:r>
+          </w:p>
+          <w:p>
+            <w:r>
+              <w:rPr>
                 <w:i/>
                 <w:iCs/>
-                <w:color w:val="2B2B2B"/>
-                <w:sz w:val="21"/>
-                <w:szCs w:val="21"/>
-              </w:rPr>
-              <w:t xml:space="preserve">“Based on the team structure, technical stack, and potential risks in this JSON, give me 2 targeted questions to ask at each stage: 1) HR/Recruiter (process, budget, timeline), 2) Hiring Manager (team pain points, success metrics, culture), and 3) Technical/Peer Loop (actual daily workflow, tech debt, tool choices).”</w:t>
+              </w:rPr>
+              <w:t>“Based on the team structure, technical stack, and potential risks in this JSON, give me 2 targeted questions to ask at each stage: 1) HR/Recruiter (process, budget, timeline), 2) Hiring Manager (team pain points, success metrics, culture), and 3) Technical/Peer Loop (actual daily workflow, tech debt, tool choices).”</w:t>
             </w:r>
           </w:p>
         </w:tc>
@@ -867,21 +838,22 @@
     </w:p>
     <w:tbl>
       <w:tblPr>
-        <w:tblW w:type="dxa" w:w="9350"/>
+        <w:tblW w:w="9350" w:type="dxa"/>
         <w:tblBorders>
-          <w:top w:val="single" w:color="auto" w:sz="4"/>
-          <w:left w:val="single" w:color="auto" w:sz="4"/>
-          <w:bottom w:val="single" w:color="auto" w:sz="4"/>
-          <w:right w:val="single" w:color="auto" w:sz="4"/>
-          <w:insideH w:val="single" w:color="auto" w:sz="4"/>
-          <w:insideV w:val="single" w:color="auto" w:sz="4"/>
+          <w:top w:val="single" w:sz="4" w:space="0" w:color="auto"/>
+          <w:left w:val="single" w:sz="4" w:space="0" w:color="auto"/>
+          <w:bottom w:val="single" w:sz="4" w:space="0" w:color="auto"/>
+          <w:right w:val="single" w:sz="4" w:space="0" w:color="auto"/>
+          <w:insideH w:val="single" w:sz="4" w:space="0" w:color="auto"/>
+          <w:insideV w:val="single" w:sz="4" w:space="0" w:color="auto"/>
         </w:tblBorders>
         <w:tblCellMar>
-          <w:top w:type="dxa" w:w="120"/>
-          <w:left w:type="dxa" w:w="160"/>
-          <w:bottom w:type="dxa" w:w="120"/>
-          <w:right w:type="dxa" w:w="160"/>
+          <w:top w:w="120" w:type="dxa"/>
+          <w:left w:w="160" w:type="dxa"/>
+          <w:bottom w:w="120" w:type="dxa"/>
+          <w:right w:w="160" w:type="dxa"/>
         </w:tblCellMar>
+        <w:tblLook w:val="0000" w:firstRow="0" w:lastRow="0" w:firstColumn="0" w:lastColumn="0" w:noHBand="0" w:noVBand="0"/>
       </w:tblPr>
       <w:tblGrid>
         <w:gridCol w:w="9350"/>
@@ -889,14 +861,14 @@
       <w:tr>
         <w:tc>
           <w:tcPr>
-            <w:tcW w:type="dxa" w:w="9350"/>
+            <w:tcW w:w="9350" w:type="dxa"/>
             <w:tcBorders>
-              <w:top w:val="single" w:color="D9D9D9" w:sz="4"/>
-              <w:left w:val="single" w:color="1F3864" w:sz="24"/>
-              <w:bottom w:val="single" w:color="D9D9D9" w:sz="4"/>
-              <w:right w:val="single" w:color="D9D9D9" w:sz="4"/>
+              <w:top w:val="single" w:sz="4" w:space="0" w:color="D9D9D9"/>
+              <w:left w:val="single" w:sz="24" w:space="0" w:color="1F3864"/>
+              <w:bottom w:val="single" w:sz="4" w:space="0" w:color="D9D9D9"/>
+              <w:right w:val="single" w:sz="4" w:space="0" w:color="D9D9D9"/>
             </w:tcBorders>
-            <w:shd w:fill="F2F2F2" w:color="auto" w:val="clear"/>
+            <w:shd w:val="clear" w:color="auto" w:fill="F2F2F2"/>
           </w:tcPr>
           <w:p>
             <w:pPr>
@@ -904,64 +876,44 @@
             </w:pPr>
             <w:r>
               <w:rPr>
-                <w:rFonts w:ascii="Calibri" w:cs="Calibri" w:eastAsia="Calibri" w:hAnsi="Calibri"/>
                 <w:b/>
                 <w:bCs/>
                 <w:color w:val="1F3864"/>
                 <w:sz w:val="22"/>
                 <w:szCs w:val="22"/>
               </w:rPr>
-              <w:t xml:space="preserve">The Decision Matrix (Go / No-Go)</w:t>
-            </w:r>
-          </w:p>
-          <w:p>
-            <w:pPr>
-              <w:spacing w:after="0"/>
-            </w:pPr>
-            <w:r>
-              <w:rPr>
-                <w:rFonts w:ascii="Calibri" w:cs="Calibri" w:eastAsia="Calibri" w:hAnsi="Calibri"/>
+              <w:t>The Decision Matrix (Go / No-Go)</w:t>
+            </w:r>
+          </w:p>
+          <w:p>
+            <w:r>
+              <w:rPr>
                 <w:i/>
                 <w:iCs/>
-                <w:color w:val="2B2B2B"/>
-                <w:sz w:val="21"/>
-                <w:szCs w:val="21"/>
-              </w:rPr>
-              <w:t xml:space="preserve">“Give me a brutal, unbiased Go/No-Go assessment based on the JSON. List the top 3 reasons to apply and the top 3 reasons to walk away. Give it an overall rating from 1 to 10 on job quality.”</w:t>
+              </w:rPr>
+              <w:t>“Give me a brutal, unbiased Go/No-Go assessment based on the JSON. List the top 3 reasons to apply and the top 3 reasons to walk away. Give it an overall rating from 1 to 10 on job quality.”</w:t>
             </w:r>
           </w:p>
         </w:tc>
       </w:tr>
     </w:tbl>
+    <w:p/>
     <w:sectPr>
       <w:headerReference w:type="default" r:id="rId7"/>
       <w:footerReference w:type="default" r:id="rId8"/>
-      <w:pgSz w:w="12240" w:h="15840" w:orient="portrait"/>
+      <w:pgSz w:w="12240" w:h="15840"/>
       <w:pgMar w:top="1000" w:right="1100" w:bottom="1000" w:left="1100" w:header="708" w:footer="708" w:gutter="0"/>
-      <w:pgNumType/>
+      <w:cols w:space="720"/>
       <w:docGrid w:linePitch="360"/>
     </w:sectPr>
   </w:body>
 </w:document>
 </file>
 
-<file path=word/comments.xml><?xml version="1.0" encoding="utf-8"?>
-<w:comments xmlns:cx="http://schemas.microsoft.com/office/drawing/2014/chartex" xmlns:cx1="http://schemas.microsoft.com/office/drawing/2015/9/8/chartex" xmlns:cx2="http://schemas.microsoft.com/office/drawing/2015/10/21/chartex" xmlns:cx3="http://schemas.microsoft.com/office/drawing/2016/5/9/chartex" xmlns:cx4="http://schemas.microsoft.com/office/drawing/2016/5/10/chartex" xmlns:cx5="http://schemas.microsoft.com/office/drawing/2016/5/11/chartex" xmlns:cx6="http://schemas.microsoft.com/office/drawing/2016/5/12/chartex" xmlns:cx7="http://schemas.microsoft.com/office/drawing/2016/5/13/chartex" xmlns:cx8="http://schemas.microsoft.com/office/drawing/2016/5/14/chartex" xmlns:mc="http://schemas.openxmlformats.org/markup-compatibility/2006" xmlns:aink="http://schemas.microsoft.com/office/drawing/2016/ink" xmlns:am3d="http://schemas.microsoft.com/office/drawing/2017/model3d" xmlns:o="urn:schemas-microsoft-com:office:office" xmlns:r="http://schemas.openxmlformats.org/officeDocument/2006/relationships" xmlns:m="http://schemas.openxmlformats.org/officeDocument/2006/math" xmlns:v="urn:schemas-microsoft-com:vml" xmlns:wp14="http://schemas.microsoft.com/office/word/2010/wordprocessingDrawing" xmlns:wp="http://schemas.openxmlformats.org/drawingml/2006/wordprocessingDrawing" xmlns:w10="urn:schemas-microsoft-com:office:word" xmlns:w="http://schemas.openxmlformats.org/wordprocessingml/2006/main" xmlns:w14="http://schemas.microsoft.com/office/word/2010/wordml" xmlns:w15="http://schemas.microsoft.com/office/word/2012/wordml" xmlns:w16cex="http://schemas.microsoft.com/office/word/2018/wordml/cex" xmlns:w16cid="http://schemas.microsoft.com/office/word/2016/wordml/cid" xmlns:w16="http://schemas.microsoft.com/office/word/2018/wordml" xmlns:w16sdtdh="http://schemas.microsoft.com/office/word/2020/wordml/sdtdatahash" xmlns:w16se="http://schemas.microsoft.com/office/word/2015/wordml/symex" xmlns:wpg="http://schemas.microsoft.com/office/word/2010/wordprocessingGroup" xmlns:wpi="http://schemas.microsoft.com/office/word/2010/wordprocessingInk" xmlns:wne="http://schemas.microsoft.com/office/word/2006/wordml" xmlns:wps="http://schemas.microsoft.com/office/word/2010/wordprocessingShape"/>
-</file>
-
 <file path=word/endnotes.xml><?xml version="1.0" encoding="utf-8"?>
-<w:endnotes xmlns:wpc="http://schemas.microsoft.com/office/word/2010/wordprocessingCanvas" xmlns:mc="http://schemas.openxmlformats.org/markup-compatibility/2006" xmlns:o="urn:schemas-microsoft-com:office:office" xmlns:r="http://schemas.openxmlformats.org/officeDocument/2006/relationships" xmlns:m="http://schemas.openxmlformats.org/officeDocument/2006/math" xmlns:v="urn:schemas-microsoft-com:vml" xmlns:wp14="http://schemas.microsoft.com/office/word/2010/wordprocessingDrawing" xmlns:wp="http://schemas.openxmlformats.org/drawingml/2006/wordprocessingDrawing" xmlns:w10="urn:schemas-microsoft-com:office:word" xmlns:w="http://schemas.openxmlformats.org/wordprocessingml/2006/main" xmlns:w14="http://schemas.microsoft.com/office/word/2010/wordml" xmlns:w15="http://schemas.microsoft.com/office/word/2012/wordml" xmlns:wpg="http://schemas.microsoft.com/office/word/2010/wordprocessingGroup" xmlns:wpi="http://schemas.microsoft.com/office/word/2010/wordprocessingInk" xmlns:wne="http://schemas.microsoft.com/office/word/2006/wordml" xmlns:wps="http://schemas.microsoft.com/office/word/2010/wordprocessingShape" mc:Ignorable="w14 w15 wp14">
+<w:endnotes xmlns:wpc="http://schemas.microsoft.com/office/word/2010/wordprocessingCanvas" xmlns:cx="http://schemas.microsoft.com/office/drawing/2014/chartex" xmlns:cx1="http://schemas.microsoft.com/office/drawing/2015/9/8/chartex" xmlns:cx2="http://schemas.microsoft.com/office/drawing/2015/10/21/chartex" xmlns:cx3="http://schemas.microsoft.com/office/drawing/2016/5/9/chartex" xmlns:cx4="http://schemas.microsoft.com/office/drawing/2016/5/10/chartex" xmlns:cx5="http://schemas.microsoft.com/office/drawing/2016/5/11/chartex" xmlns:cx6="http://schemas.microsoft.com/office/drawing/2016/5/12/chartex" xmlns:cx7="http://schemas.microsoft.com/office/drawing/2016/5/13/chartex" xmlns:cx8="http://schemas.microsoft.com/office/drawing/2016/5/14/chartex" xmlns:mc="http://schemas.openxmlformats.org/markup-compatibility/2006" xmlns:aink="http://schemas.microsoft.com/office/drawing/2016/ink" xmlns:am3d="http://schemas.microsoft.com/office/drawing/2017/model3d" xmlns:o="urn:schemas-microsoft-com:office:office" xmlns:oel="http://schemas.microsoft.com/office/2019/extlst" xmlns:r="http://schemas.openxmlformats.org/officeDocument/2006/relationships" xmlns:m="http://schemas.openxmlformats.org/officeDocument/2006/math" xmlns:v="urn:schemas-microsoft-com:vml" xmlns:wp14="http://schemas.microsoft.com/office/word/2010/wordprocessingDrawing" xmlns:wp="http://schemas.openxmlformats.org/drawingml/2006/wordprocessingDrawing" xmlns:w10="urn:schemas-microsoft-com:office:word" xmlns:w="http://schemas.openxmlformats.org/wordprocessingml/2006/main" xmlns:w14="http://schemas.microsoft.com/office/word/2010/wordml" xmlns:w15="http://schemas.microsoft.com/office/word/2012/wordml" xmlns:w16cex="http://schemas.microsoft.com/office/word/2018/wordml/cex" xmlns:w16cid="http://schemas.microsoft.com/office/word/2016/wordml/cid" xmlns:w16="http://schemas.microsoft.com/office/word/2018/wordml" xmlns:w16du="http://schemas.microsoft.com/office/word/2023/wordml/word16du" xmlns:w16sdtdh="http://schemas.microsoft.com/office/word/2020/wordml/sdtdatahash" xmlns:w16sdtfl="http://schemas.microsoft.com/office/word/2024/wordml/sdtformatlock" xmlns:w16se="http://schemas.microsoft.com/office/word/2015/wordml/symex" xmlns:wpg="http://schemas.microsoft.com/office/word/2010/wordprocessingGroup" xmlns:wpi="http://schemas.microsoft.com/office/word/2010/wordprocessingInk" xmlns:wne="http://schemas.microsoft.com/office/word/2006/wordml" xmlns:wps="http://schemas.microsoft.com/office/word/2010/wordprocessingShape" mc:Ignorable="w14 w15 w16se w16cid w16 w16cex w16sdtdh w16sdtfl w16du wp14">
   <w:endnote w:type="separator" w:id="-1">
     <w:p>
-      <w:pPr>
-        <w:spacing w:after="0" w:line="240" w:lineRule="auto"/>
-      </w:pPr>
-      <w:r>
-        <w:rPr>
-          <w:rStyle w:val="EndnoteReference"/>
-        </w:rPr>
-        <w:endnoteRef/>
-      </w:r>
       <w:r>
         <w:separator/>
       </w:r>
@@ -969,15 +921,6 @@
   </w:endnote>
   <w:endnote w:type="continuationSeparator" w:id="0">
     <w:p>
-      <w:pPr>
-        <w:spacing w:after="0" w:line="240" w:lineRule="auto"/>
-      </w:pPr>
-      <w:r>
-        <w:rPr>
-          <w:rStyle w:val="EndnoteReference"/>
-        </w:rPr>
-        <w:endnoteRef/>
-      </w:r>
       <w:r>
         <w:continuationSeparator/>
       </w:r>
@@ -987,7 +930,7 @@
 </file>
 
 <file path=word/footer1.xml><?xml version="1.0" encoding="utf-8"?>
-<w:ftr xmlns:wpc="http://schemas.microsoft.com/office/word/2010/wordprocessingCanvas" xmlns:mc="http://schemas.openxmlformats.org/markup-compatibility/2006" xmlns:o="urn:schemas-microsoft-com:office:office" xmlns:r="http://schemas.openxmlformats.org/officeDocument/2006/relationships" xmlns:m="http://schemas.openxmlformats.org/officeDocument/2006/math" xmlns:v="urn:schemas-microsoft-com:vml" xmlns:wp14="http://schemas.microsoft.com/office/word/2010/wordprocessingDrawing" xmlns:wp="http://schemas.openxmlformats.org/drawingml/2006/wordprocessingDrawing" xmlns:w10="urn:schemas-microsoft-com:office:word" xmlns:w="http://schemas.openxmlformats.org/wordprocessingml/2006/main" xmlns:w14="http://schemas.microsoft.com/office/word/2010/wordml" xmlns:w15="http://schemas.microsoft.com/office/word/2012/wordml" xmlns:wpg="http://schemas.microsoft.com/office/word/2010/wordprocessingGroup" xmlns:wpi="http://schemas.microsoft.com/office/word/2010/wordprocessingInk" xmlns:wne="http://schemas.microsoft.com/office/word/2006/wordml" xmlns:wps="http://schemas.microsoft.com/office/word/2010/wordprocessingShape">
+<w:ftr xmlns:wpc="http://schemas.microsoft.com/office/word/2010/wordprocessingCanvas" xmlns:cx="http://schemas.microsoft.com/office/drawing/2014/chartex" xmlns:cx1="http://schemas.microsoft.com/office/drawing/2015/9/8/chartex" xmlns:cx2="http://schemas.microsoft.com/office/drawing/2015/10/21/chartex" xmlns:cx3="http://schemas.microsoft.com/office/drawing/2016/5/9/chartex" xmlns:cx4="http://schemas.microsoft.com/office/drawing/2016/5/10/chartex" xmlns:cx5="http://schemas.microsoft.com/office/drawing/2016/5/11/chartex" xmlns:cx6="http://schemas.microsoft.com/office/drawing/2016/5/12/chartex" xmlns:cx7="http://schemas.microsoft.com/office/drawing/2016/5/13/chartex" xmlns:cx8="http://schemas.microsoft.com/office/drawing/2016/5/14/chartex" xmlns:mc="http://schemas.openxmlformats.org/markup-compatibility/2006" xmlns:aink="http://schemas.microsoft.com/office/drawing/2016/ink" xmlns:am3d="http://schemas.microsoft.com/office/drawing/2017/model3d" xmlns:o="urn:schemas-microsoft-com:office:office" xmlns:oel="http://schemas.microsoft.com/office/2019/extlst" xmlns:r="http://schemas.openxmlformats.org/officeDocument/2006/relationships" xmlns:m="http://schemas.openxmlformats.org/officeDocument/2006/math" xmlns:v="urn:schemas-microsoft-com:vml" xmlns:wp14="http://schemas.microsoft.com/office/word/2010/wordprocessingDrawing" xmlns:wp="http://schemas.openxmlformats.org/drawingml/2006/wordprocessingDrawing" xmlns:w10="urn:schemas-microsoft-com:office:word" xmlns:w="http://schemas.openxmlformats.org/wordprocessingml/2006/main" xmlns:w14="http://schemas.microsoft.com/office/word/2010/wordml" xmlns:w15="http://schemas.microsoft.com/office/word/2012/wordml" xmlns:w16cex="http://schemas.microsoft.com/office/word/2018/wordml/cex" xmlns:w16cid="http://schemas.microsoft.com/office/word/2016/wordml/cid" xmlns:w16="http://schemas.microsoft.com/office/word/2018/wordml" xmlns:w16du="http://schemas.microsoft.com/office/word/2023/wordml/word16du" xmlns:w16sdtdh="http://schemas.microsoft.com/office/word/2020/wordml/sdtdatahash" xmlns:w16sdtfl="http://schemas.microsoft.com/office/word/2024/wordml/sdtformatlock" xmlns:w16se="http://schemas.microsoft.com/office/word/2015/wordml/symex" xmlns:wpg="http://schemas.microsoft.com/office/word/2010/wordprocessingGroup" xmlns:wpi="http://schemas.microsoft.com/office/word/2010/wordprocessingInk" xmlns:wne="http://schemas.microsoft.com/office/word/2006/wordml" xmlns:wps="http://schemas.microsoft.com/office/word/2010/wordprocessingShape" mc:Ignorable="w14 w15 w16se w16cid w16 w16cex w16sdtdh w16sdtfl w16du wp14">
   <w:p>
     <w:pPr>
       <w:jc w:val="center"/>
@@ -1007,8 +950,38 @@
         <w:szCs w:val="16"/>
       </w:rPr>
       <w:fldChar w:fldCharType="begin"/>
-      <w:instrText xml:space="preserve">PAGE</w:instrText>
+    </w:r>
+    <w:r>
+      <w:rPr>
+        <w:color w:val="999999"/>
+        <w:sz w:val="16"/>
+        <w:szCs w:val="16"/>
+      </w:rPr>
+      <w:instrText>PAGE</w:instrText>
+    </w:r>
+    <w:r>
+      <w:rPr>
+        <w:color w:val="999999"/>
+        <w:sz w:val="16"/>
+        <w:szCs w:val="16"/>
+      </w:rPr>
       <w:fldChar w:fldCharType="separate"/>
+    </w:r>
+    <w:r>
+      <w:rPr>
+        <w:noProof/>
+        <w:color w:val="999999"/>
+        <w:sz w:val="16"/>
+        <w:szCs w:val="16"/>
+      </w:rPr>
+      <w:t>1</w:t>
+    </w:r>
+    <w:r>
+      <w:rPr>
+        <w:color w:val="999999"/>
+        <w:sz w:val="16"/>
+        <w:szCs w:val="16"/>
+      </w:rPr>
       <w:fldChar w:fldCharType="end"/>
     </w:r>
   </w:p>
@@ -1016,18 +989,9 @@
 </file>
 
 <file path=word/footnotes.xml><?xml version="1.0" encoding="utf-8"?>
-<w:footnotes xmlns:wpc="http://schemas.microsoft.com/office/word/2010/wordprocessingCanvas" xmlns:mc="http://schemas.openxmlformats.org/markup-compatibility/2006" xmlns:o="urn:schemas-microsoft-com:office:office" xmlns:r="http://schemas.openxmlformats.org/officeDocument/2006/relationships" xmlns:m="http://schemas.openxmlformats.org/officeDocument/2006/math" xmlns:v="urn:schemas-microsoft-com:vml" xmlns:wp14="http://schemas.microsoft.com/office/word/2010/wordprocessingDrawing" xmlns:wp="http://schemas.openxmlformats.org/drawingml/2006/wordprocessingDrawing" xmlns:w10="urn:schemas-microsoft-com:office:word" xmlns:w="http://schemas.openxmlformats.org/wordprocessingml/2006/main" xmlns:w14="http://schemas.microsoft.com/office/word/2010/wordml" xmlns:w15="http://schemas.microsoft.com/office/word/2012/wordml" xmlns:wpg="http://schemas.microsoft.com/office/word/2010/wordprocessingGroup" xmlns:wpi="http://schemas.microsoft.com/office/word/2010/wordprocessingInk" xmlns:wne="http://schemas.microsoft.com/office/word/2006/wordml" xmlns:wps="http://schemas.microsoft.com/office/word/2010/wordprocessingShape" mc:Ignorable="w14 w15 wp14">
+<w:footnotes xmlns:wpc="http://schemas.microsoft.com/office/word/2010/wordprocessingCanvas" xmlns:cx="http://schemas.microsoft.com/office/drawing/2014/chartex" xmlns:cx1="http://schemas.microsoft.com/office/drawing/2015/9/8/chartex" xmlns:cx2="http://schemas.microsoft.com/office/drawing/2015/10/21/chartex" xmlns:cx3="http://schemas.microsoft.com/office/drawing/2016/5/9/chartex" xmlns:cx4="http://schemas.microsoft.com/office/drawing/2016/5/10/chartex" xmlns:cx5="http://schemas.microsoft.com/office/drawing/2016/5/11/chartex" xmlns:cx6="http://schemas.microsoft.com/office/drawing/2016/5/12/chartex" xmlns:cx7="http://schemas.microsoft.com/office/drawing/2016/5/13/chartex" xmlns:cx8="http://schemas.microsoft.com/office/drawing/2016/5/14/chartex" xmlns:mc="http://schemas.openxmlformats.org/markup-compatibility/2006" xmlns:aink="http://schemas.microsoft.com/office/drawing/2016/ink" xmlns:am3d="http://schemas.microsoft.com/office/drawing/2017/model3d" xmlns:o="urn:schemas-microsoft-com:office:office" xmlns:oel="http://schemas.microsoft.com/office/2019/extlst" xmlns:r="http://schemas.openxmlformats.org/officeDocument/2006/relationships" xmlns:m="http://schemas.openxmlformats.org/officeDocument/2006/math" xmlns:v="urn:schemas-microsoft-com:vml" xmlns:wp14="http://schemas.microsoft.com/office/word/2010/wordprocessingDrawing" xmlns:wp="http://schemas.openxmlformats.org/drawingml/2006/wordprocessingDrawing" xmlns:w10="urn:schemas-microsoft-com:office:word" xmlns:w="http://schemas.openxmlformats.org/wordprocessingml/2006/main" xmlns:w14="http://schemas.microsoft.com/office/word/2010/wordml" xmlns:w15="http://schemas.microsoft.com/office/word/2012/wordml" xmlns:w16cex="http://schemas.microsoft.com/office/word/2018/wordml/cex" xmlns:w16cid="http://schemas.microsoft.com/office/word/2016/wordml/cid" xmlns:w16="http://schemas.microsoft.com/office/word/2018/wordml" xmlns:w16du="http://schemas.microsoft.com/office/word/2023/wordml/word16du" xmlns:w16sdtdh="http://schemas.microsoft.com/office/word/2020/wordml/sdtdatahash" xmlns:w16sdtfl="http://schemas.microsoft.com/office/word/2024/wordml/sdtformatlock" xmlns:w16se="http://schemas.microsoft.com/office/word/2015/wordml/symex" xmlns:wpg="http://schemas.microsoft.com/office/word/2010/wordprocessingGroup" xmlns:wpi="http://schemas.microsoft.com/office/word/2010/wordprocessingInk" xmlns:wne="http://schemas.microsoft.com/office/word/2006/wordml" xmlns:wps="http://schemas.microsoft.com/office/word/2010/wordprocessingShape" mc:Ignorable="w14 w15 w16se w16cid w16 w16cex w16sdtdh w16sdtfl w16du wp14">
   <w:footnote w:type="separator" w:id="-1">
     <w:p>
-      <w:pPr>
-        <w:spacing w:after="0" w:line="240" w:lineRule="auto"/>
-      </w:pPr>
-      <w:r>
-        <w:rPr>
-          <w:rStyle w:val="FootnoteReference"/>
-        </w:rPr>
-        <w:footnoteRef/>
-      </w:r>
       <w:r>
         <w:separator/>
       </w:r>
@@ -1035,15 +999,6 @@
   </w:footnote>
   <w:footnote w:type="continuationSeparator" w:id="0">
     <w:p>
-      <w:pPr>
-        <w:spacing w:after="0" w:line="240" w:lineRule="auto"/>
-      </w:pPr>
-      <w:r>
-        <w:rPr>
-          <w:rStyle w:val="FootnoteReference"/>
-        </w:rPr>
-        <w:footnoteRef/>
-      </w:r>
       <w:r>
         <w:continuationSeparator/>
       </w:r>
@@ -1053,32 +1008,33 @@
 </file>
 
 <file path=word/header1.xml><?xml version="1.0" encoding="utf-8"?>
-<w:hdr xmlns:wpc="http://schemas.microsoft.com/office/word/2010/wordprocessingCanvas" xmlns:mc="http://schemas.openxmlformats.org/markup-compatibility/2006" xmlns:o="urn:schemas-microsoft-com:office:office" xmlns:r="http://schemas.openxmlformats.org/officeDocument/2006/relationships" xmlns:m="http://schemas.openxmlformats.org/officeDocument/2006/math" xmlns:v="urn:schemas-microsoft-com:vml" xmlns:wp14="http://schemas.microsoft.com/office/word/2010/wordprocessingDrawing" xmlns:wp="http://schemas.openxmlformats.org/drawingml/2006/wordprocessingDrawing" xmlns:w10="urn:schemas-microsoft-com:office:word" xmlns:w="http://schemas.openxmlformats.org/wordprocessingml/2006/main" xmlns:w14="http://schemas.microsoft.com/office/word/2010/wordml" xmlns:w15="http://schemas.microsoft.com/office/word/2012/wordml" xmlns:wpg="http://schemas.microsoft.com/office/word/2010/wordprocessingGroup" xmlns:wpi="http://schemas.microsoft.com/office/word/2010/wordprocessingInk" xmlns:wne="http://schemas.microsoft.com/office/word/2006/wordml" xmlns:wps="http://schemas.microsoft.com/office/word/2010/wordprocessingShape" xmlns:cx="http://schemas.microsoft.com/office/drawing/2014/chartex" xmlns:cx1="http://schemas.microsoft.com/office/drawing/2015/9/8/chartex" xmlns:cx2="http://schemas.microsoft.com/office/drawing/2015/10/21/chartex" xmlns:cx3="http://schemas.microsoft.com/office/drawing/2016/5/9/chartex" xmlns:cx4="http://schemas.microsoft.com/office/drawing/2016/5/10/chartex" xmlns:cx5="http://schemas.microsoft.com/office/drawing/2016/5/11/chartex" xmlns:cx6="http://schemas.microsoft.com/office/drawing/2016/5/12/chartex" xmlns:cx7="http://schemas.microsoft.com/office/drawing/2016/5/13/chartex" xmlns:cx8="http://schemas.microsoft.com/office/drawing/2016/5/14/chartex" xmlns:w16cid="http://schemas.microsoft.com/office/word/2016/wordml/cid" xmlns:w16se="http://schemas.microsoft.com/office/word/2015/wordml/symex">
+<w:hdr xmlns:wpc="http://schemas.microsoft.com/office/word/2010/wordprocessingCanvas" xmlns:cx="http://schemas.microsoft.com/office/drawing/2014/chartex" xmlns:cx1="http://schemas.microsoft.com/office/drawing/2015/9/8/chartex" xmlns:cx2="http://schemas.microsoft.com/office/drawing/2015/10/21/chartex" xmlns:cx3="http://schemas.microsoft.com/office/drawing/2016/5/9/chartex" xmlns:cx4="http://schemas.microsoft.com/office/drawing/2016/5/10/chartex" xmlns:cx5="http://schemas.microsoft.com/office/drawing/2016/5/11/chartex" xmlns:cx6="http://schemas.microsoft.com/office/drawing/2016/5/12/chartex" xmlns:cx7="http://schemas.microsoft.com/office/drawing/2016/5/13/chartex" xmlns:cx8="http://schemas.microsoft.com/office/drawing/2016/5/14/chartex" xmlns:mc="http://schemas.openxmlformats.org/markup-compatibility/2006" xmlns:aink="http://schemas.microsoft.com/office/drawing/2016/ink" xmlns:am3d="http://schemas.microsoft.com/office/drawing/2017/model3d" xmlns:o="urn:schemas-microsoft-com:office:office" xmlns:oel="http://schemas.microsoft.com/office/2019/extlst" xmlns:r="http://schemas.openxmlformats.org/officeDocument/2006/relationships" xmlns:m="http://schemas.openxmlformats.org/officeDocument/2006/math" xmlns:v="urn:schemas-microsoft-com:vml" xmlns:wp14="http://schemas.microsoft.com/office/word/2010/wordprocessingDrawing" xmlns:wp="http://schemas.openxmlformats.org/drawingml/2006/wordprocessingDrawing" xmlns:w10="urn:schemas-microsoft-com:office:word" xmlns:w="http://schemas.openxmlformats.org/wordprocessingml/2006/main" xmlns:w14="http://schemas.microsoft.com/office/word/2010/wordml" xmlns:w15="http://schemas.microsoft.com/office/word/2012/wordml" xmlns:w16cex="http://schemas.microsoft.com/office/word/2018/wordml/cex" xmlns:w16cid="http://schemas.microsoft.com/office/word/2016/wordml/cid" xmlns:w16="http://schemas.microsoft.com/office/word/2018/wordml" xmlns:w16du="http://schemas.microsoft.com/office/word/2023/wordml/word16du" xmlns:w16sdtdh="http://schemas.microsoft.com/office/word/2020/wordml/sdtdatahash" xmlns:w16sdtfl="http://schemas.microsoft.com/office/word/2024/wordml/sdtformatlock" xmlns:w16se="http://schemas.microsoft.com/office/word/2015/wordml/symex" xmlns:wpg="http://schemas.microsoft.com/office/word/2010/wordprocessingGroup" xmlns:wpi="http://schemas.microsoft.com/office/word/2010/wordprocessingInk" xmlns:wne="http://schemas.microsoft.com/office/word/2006/wordml" xmlns:wps="http://schemas.microsoft.com/office/word/2010/wordprocessingShape" mc:Ignorable="w14 w15 w16se w16cid w16 w16cex w16sdtdh w16sdtfl w16du wp14">
   <w:p>
     <w:pPr>
       <w:pBdr>
-        <w:bottom w:val="single" w:color="D9D9D9" w:sz="4" w:space="4"/>
+        <w:bottom w:val="single" w:sz="4" w:space="4" w:color="D9D9D9"/>
       </w:pBdr>
       <w:jc w:val="right"/>
     </w:pPr>
     <w:r>
       <w:rPr>
-        <w:rFonts w:ascii="Calibri" w:cs="Calibri" w:eastAsia="Calibri" w:hAnsi="Calibri"/>
         <w:color w:val="999999"/>
         <w:sz w:val="16"/>
         <w:szCs w:val="16"/>
       </w:rPr>
-      <w:t xml:space="preserve">JSON DATA EXTRACTION GUIDE</w:t>
+      <w:t>JSON DATA EXTRACTION GUIDE</w:t>
     </w:r>
   </w:p>
 </w:hdr>
 </file>
 
 <file path=word/numbering.xml><?xml version="1.0" encoding="utf-8"?>
-<w:numbering xmlns:wpc="http://schemas.microsoft.com/office/word/2010/wordprocessingCanvas" xmlns:mc="http://schemas.openxmlformats.org/markup-compatibility/2006" xmlns:o="urn:schemas-microsoft-com:office:office" xmlns:r="http://schemas.openxmlformats.org/officeDocument/2006/relationships" xmlns:m="http://schemas.openxmlformats.org/officeDocument/2006/math" xmlns:v="urn:schemas-microsoft-com:vml" xmlns:wp14="http://schemas.microsoft.com/office/word/2010/wordprocessingDrawing" xmlns:wp="http://schemas.openxmlformats.org/drawingml/2006/wordprocessingDrawing" xmlns:w10="urn:schemas-microsoft-com:office:word" xmlns:w="http://schemas.openxmlformats.org/wordprocessingml/2006/main" xmlns:w14="http://schemas.microsoft.com/office/word/2010/wordml" xmlns:w15="http://schemas.microsoft.com/office/word/2012/wordml" xmlns:wpg="http://schemas.microsoft.com/office/word/2010/wordprocessingGroup" xmlns:wpi="http://schemas.microsoft.com/office/word/2010/wordprocessingInk" xmlns:wne="http://schemas.microsoft.com/office/word/2006/wordml" xmlns:wps="http://schemas.microsoft.com/office/word/2010/wordprocessingShape" mc:Ignorable="w14 w15 wp14">
-  <w:abstractNum w:abstractNumId="1" w15:restartNumberingAfterBreak="0">
+<w:numbering xmlns:wpc="http://schemas.microsoft.com/office/word/2010/wordprocessingCanvas" xmlns:cx="http://schemas.microsoft.com/office/drawing/2014/chartex" xmlns:cx1="http://schemas.microsoft.com/office/drawing/2015/9/8/chartex" xmlns:cx2="http://schemas.microsoft.com/office/drawing/2015/10/21/chartex" xmlns:cx3="http://schemas.microsoft.com/office/drawing/2016/5/9/chartex" xmlns:cx4="http://schemas.microsoft.com/office/drawing/2016/5/10/chartex" xmlns:cx5="http://schemas.microsoft.com/office/drawing/2016/5/11/chartex" xmlns:cx6="http://schemas.microsoft.com/office/drawing/2016/5/12/chartex" xmlns:cx7="http://schemas.microsoft.com/office/drawing/2016/5/13/chartex" xmlns:cx8="http://schemas.microsoft.com/office/drawing/2016/5/14/chartex" xmlns:mc="http://schemas.openxmlformats.org/markup-compatibility/2006" xmlns:aink="http://schemas.microsoft.com/office/drawing/2016/ink" xmlns:am3d="http://schemas.microsoft.com/office/drawing/2017/model3d" xmlns:o="urn:schemas-microsoft-com:office:office" xmlns:oel="http://schemas.microsoft.com/office/2019/extlst" xmlns:r="http://schemas.openxmlformats.org/officeDocument/2006/relationships" xmlns:m="http://schemas.openxmlformats.org/officeDocument/2006/math" xmlns:v="urn:schemas-microsoft-com:vml" xmlns:wp14="http://schemas.microsoft.com/office/word/2010/wordprocessingDrawing" xmlns:wp="http://schemas.openxmlformats.org/drawingml/2006/wordprocessingDrawing" xmlns:w10="urn:schemas-microsoft-com:office:word" xmlns:w="http://schemas.openxmlformats.org/wordprocessingml/2006/main" xmlns:w14="http://schemas.microsoft.com/office/word/2010/wordml" xmlns:w15="http://schemas.microsoft.com/office/word/2012/wordml" xmlns:w16cex="http://schemas.microsoft.com/office/word/2018/wordml/cex" xmlns:w16cid="http://schemas.microsoft.com/office/word/2016/wordml/cid" xmlns:w16="http://schemas.microsoft.com/office/word/2018/wordml" xmlns:w16du="http://schemas.microsoft.com/office/word/2023/wordml/word16du" xmlns:w16sdtdh="http://schemas.microsoft.com/office/word/2020/wordml/sdtdatahash" xmlns:w16sdtfl="http://schemas.microsoft.com/office/word/2024/wordml/sdtformatlock" xmlns:w16se="http://schemas.microsoft.com/office/word/2015/wordml/symex" xmlns:wpg="http://schemas.microsoft.com/office/word/2010/wordprocessingGroup" xmlns:wpi="http://schemas.microsoft.com/office/word/2010/wordprocessingInk" xmlns:wne="http://schemas.microsoft.com/office/word/2006/wordml" xmlns:wps="http://schemas.microsoft.com/office/word/2010/wordprocessingShape" mc:Ignorable="w14 w15 w16se w16cid w16 w16cex w16sdtdh w16sdtfl w16du wp14">
+  <w:abstractNum w:abstractNumId="0" w15:restartNumberingAfterBreak="0">
+    <w:nsid w:val="693C7B73"/>
     <w:multiLevelType w:val="hybridMultilevel"/>
-    <w:lvl w:ilvl="0" w15:tentative="1">
+    <w:tmpl w:val="6B6438CA"/>
+    <w:lvl w:ilvl="0" w:tplc="20B0744E">
       <w:start w:val="1"/>
       <w:numFmt w:val="bullet"/>
       <w:lvlText w:val="●"/>
@@ -1087,7 +1043,7 @@
         <w:ind w:left="720" w:hanging="360"/>
       </w:pPr>
     </w:lvl>
-    <w:lvl w:ilvl="1" w15:tentative="1">
+    <w:lvl w:ilvl="1" w:tplc="5B18203C">
       <w:start w:val="1"/>
       <w:numFmt w:val="bullet"/>
       <w:lvlText w:val="○"/>
@@ -1096,7 +1052,7 @@
         <w:ind w:left="1440" w:hanging="360"/>
       </w:pPr>
     </w:lvl>
-    <w:lvl w:ilvl="2" w15:tentative="1">
+    <w:lvl w:ilvl="2" w:tplc="12AA6158">
       <w:start w:val="1"/>
       <w:numFmt w:val="bullet"/>
       <w:lvlText w:val="■"/>
@@ -1105,7 +1061,7 @@
         <w:ind w:left="2160" w:hanging="360"/>
       </w:pPr>
     </w:lvl>
-    <w:lvl w:ilvl="3" w15:tentative="1">
+    <w:lvl w:ilvl="3" w:tplc="D904EEE2">
       <w:start w:val="1"/>
       <w:numFmt w:val="bullet"/>
       <w:lvlText w:val="●"/>
@@ -1114,7 +1070,7 @@
         <w:ind w:left="2880" w:hanging="360"/>
       </w:pPr>
     </w:lvl>
-    <w:lvl w:ilvl="4" w15:tentative="1">
+    <w:lvl w:ilvl="4" w:tplc="EF508A0C">
       <w:start w:val="1"/>
       <w:numFmt w:val="bullet"/>
       <w:lvlText w:val="○"/>
@@ -1123,7 +1079,7 @@
         <w:ind w:left="3600" w:hanging="360"/>
       </w:pPr>
     </w:lvl>
-    <w:lvl w:ilvl="5" w15:tentative="1">
+    <w:lvl w:ilvl="5" w:tplc="62FAA16E">
       <w:start w:val="1"/>
       <w:numFmt w:val="bullet"/>
       <w:lvlText w:val="■"/>
@@ -1132,7 +1088,7 @@
         <w:ind w:left="4320" w:hanging="360"/>
       </w:pPr>
     </w:lvl>
-    <w:lvl w:ilvl="6" w15:tentative="1">
+    <w:lvl w:ilvl="6" w:tplc="883A7B62">
       <w:start w:val="1"/>
       <w:numFmt w:val="bullet"/>
       <w:lvlText w:val="●"/>
@@ -1141,7 +1097,7 @@
         <w:ind w:left="5040" w:hanging="360"/>
       </w:pPr>
     </w:lvl>
-    <w:lvl w:ilvl="7" w15:tentative="1">
+    <w:lvl w:ilvl="7" w:tplc="C17A141A">
       <w:start w:val="1"/>
       <w:numFmt w:val="bullet"/>
       <w:lvlText w:val="●"/>
@@ -1150,7 +1106,7 @@
         <w:ind w:left="5760" w:hanging="360"/>
       </w:pPr>
     </w:lvl>
-    <w:lvl w:ilvl="8" w15:tentative="1">
+    <w:lvl w:ilvl="8" w:tplc="96B2B120">
       <w:start w:val="1"/>
       <w:numFmt w:val="bullet"/>
       <w:lvlText w:val="●"/>
@@ -1160,8 +1116,8 @@
       </w:pPr>
     </w:lvl>
   </w:abstractNum>
-  <w:num w:numId="1">
-    <w:abstractNumId w:val="1"/>
+  <w:num w:numId="1" w16cid:durableId="1301962367">
+    <w:abstractNumId w:val="0"/>
     <w:lvlOverride w:ilvl="0">
       <w:startOverride w:val="1"/>
     </w:lvlOverride>
@@ -1170,33 +1126,408 @@
 </file>
 
 <file path=word/styles.xml><?xml version="1.0" encoding="utf-8"?>
-<w:styles xmlns:mc="http://schemas.openxmlformats.org/markup-compatibility/2006" xmlns:r="http://schemas.openxmlformats.org/officeDocument/2006/relationships" xmlns:w="http://schemas.openxmlformats.org/wordprocessingml/2006/main" xmlns:w14="http://schemas.microsoft.com/office/word/2010/wordml" xmlns:w15="http://schemas.microsoft.com/office/word/2012/wordml" mc:Ignorable="w14 w15">
+<w:styles xmlns:mc="http://schemas.openxmlformats.org/markup-compatibility/2006" xmlns:r="http://schemas.openxmlformats.org/officeDocument/2006/relationships" xmlns:w="http://schemas.openxmlformats.org/wordprocessingml/2006/main" xmlns:w14="http://schemas.microsoft.com/office/word/2010/wordml" xmlns:w15="http://schemas.microsoft.com/office/word/2012/wordml" xmlns:w16cex="http://schemas.microsoft.com/office/word/2018/wordml/cex" xmlns:w16cid="http://schemas.microsoft.com/office/word/2016/wordml/cid" xmlns:w16="http://schemas.microsoft.com/office/word/2018/wordml" xmlns:w16du="http://schemas.microsoft.com/office/word/2023/wordml/word16du" xmlns:w16sdtdh="http://schemas.microsoft.com/office/word/2020/wordml/sdtdatahash" xmlns:w16sdtfl="http://schemas.microsoft.com/office/word/2024/wordml/sdtformatlock" xmlns:w16se="http://schemas.microsoft.com/office/word/2015/wordml/symex" mc:Ignorable="w14 w15 w16se w16cid w16 w16cex w16sdtdh w16sdtfl w16du">
   <w:docDefaults>
     <w:rPrDefault>
       <w:rPr>
-        <w:rFonts w:ascii="Calibri" w:cs="Calibri" w:eastAsia="Calibri" w:hAnsi="Calibri"/>
+        <w:rFonts w:ascii="Calibri" w:eastAsia="Calibri" w:hAnsi="Calibri" w:cs="Calibri"/>
         <w:color w:val="2B2B2B"/>
         <w:sz w:val="21"/>
         <w:szCs w:val="21"/>
+        <w:lang w:val="en-GB" w:eastAsia="en-GB" w:bidi="ar-SA"/>
       </w:rPr>
     </w:rPrDefault>
     <w:pPrDefault/>
   </w:docDefaults>
-  <w:style w:type="paragraph" w:styleId="Title">
-    <w:name w:val="Title"/>
-    <w:basedOn w:val="Normal"/>
-    <w:next w:val="Normal"/>
+  <w:latentStyles w:defLockedState="0" w:defUIPriority="99" w:defSemiHidden="0" w:defUnhideWhenUsed="0" w:defQFormat="0" w:count="376">
+    <w:lsdException w:name="Normal" w:uiPriority="0" w:qFormat="1"/>
+    <w:lsdException w:name="heading 1" w:uiPriority="9" w:qFormat="1"/>
+    <w:lsdException w:name="heading 2" w:semiHidden="1" w:uiPriority="9" w:unhideWhenUsed="1" w:qFormat="1"/>
+    <w:lsdException w:name="heading 3" w:semiHidden="1" w:uiPriority="9" w:unhideWhenUsed="1" w:qFormat="1"/>
+    <w:lsdException w:name="heading 4" w:semiHidden="1" w:uiPriority="9" w:unhideWhenUsed="1" w:qFormat="1"/>
+    <w:lsdException w:name="heading 5" w:semiHidden="1" w:uiPriority="9" w:unhideWhenUsed="1" w:qFormat="1"/>
+    <w:lsdException w:name="heading 6" w:semiHidden="1" w:uiPriority="9" w:unhideWhenUsed="1" w:qFormat="1"/>
+    <w:lsdException w:name="heading 7" w:semiHidden="1" w:uiPriority="9" w:unhideWhenUsed="1" w:qFormat="1"/>
+    <w:lsdException w:name="heading 8" w:semiHidden="1" w:uiPriority="9" w:unhideWhenUsed="1" w:qFormat="1"/>
+    <w:lsdException w:name="heading 9" w:semiHidden="1" w:uiPriority="9" w:unhideWhenUsed="1" w:qFormat="1"/>
+    <w:lsdException w:name="index 1" w:semiHidden="1" w:unhideWhenUsed="1"/>
+    <w:lsdException w:name="index 2" w:semiHidden="1" w:unhideWhenUsed="1"/>
+    <w:lsdException w:name="index 3" w:semiHidden="1" w:unhideWhenUsed="1"/>
+    <w:lsdException w:name="index 4" w:semiHidden="1" w:unhideWhenUsed="1"/>
+    <w:lsdException w:name="index 5" w:semiHidden="1" w:unhideWhenUsed="1"/>
+    <w:lsdException w:name="index 6" w:semiHidden="1" w:unhideWhenUsed="1"/>
+    <w:lsdException w:name="index 7" w:semiHidden="1" w:unhideWhenUsed="1"/>
+    <w:lsdException w:name="index 8" w:semiHidden="1" w:unhideWhenUsed="1"/>
+    <w:lsdException w:name="index 9" w:semiHidden="1" w:unhideWhenUsed="1"/>
+    <w:lsdException w:name="toc 1" w:semiHidden="1" w:uiPriority="39" w:unhideWhenUsed="1"/>
+    <w:lsdException w:name="toc 2" w:semiHidden="1" w:uiPriority="39" w:unhideWhenUsed="1"/>
+    <w:lsdException w:name="toc 3" w:semiHidden="1" w:uiPriority="39" w:unhideWhenUsed="1"/>
+    <w:lsdException w:name="toc 4" w:semiHidden="1" w:uiPriority="39" w:unhideWhenUsed="1"/>
+    <w:lsdException w:name="toc 5" w:semiHidden="1" w:uiPriority="39" w:unhideWhenUsed="1"/>
+    <w:lsdException w:name="toc 6" w:semiHidden="1" w:uiPriority="39" w:unhideWhenUsed="1"/>
+    <w:lsdException w:name="toc 7" w:semiHidden="1" w:uiPriority="39" w:unhideWhenUsed="1"/>
+    <w:lsdException w:name="toc 8" w:semiHidden="1" w:uiPriority="39" w:unhideWhenUsed="1"/>
+    <w:lsdException w:name="toc 9" w:semiHidden="1" w:uiPriority="39" w:unhideWhenUsed="1"/>
+    <w:lsdException w:name="Normal Indent" w:semiHidden="1" w:unhideWhenUsed="1"/>
+    <w:lsdException w:name="footnote text" w:semiHidden="1" w:unhideWhenUsed="1"/>
+    <w:lsdException w:name="annotation text" w:semiHidden="1" w:unhideWhenUsed="1"/>
+    <w:lsdException w:name="header" w:semiHidden="1" w:unhideWhenUsed="1"/>
+    <w:lsdException w:name="footer" w:semiHidden="1" w:unhideWhenUsed="1"/>
+    <w:lsdException w:name="index heading" w:semiHidden="1" w:unhideWhenUsed="1"/>
+    <w:lsdException w:name="caption" w:semiHidden="1" w:uiPriority="35" w:unhideWhenUsed="1" w:qFormat="1"/>
+    <w:lsdException w:name="table of figures" w:semiHidden="1" w:unhideWhenUsed="1"/>
+    <w:lsdException w:name="envelope address" w:semiHidden="1" w:unhideWhenUsed="1"/>
+    <w:lsdException w:name="envelope return" w:semiHidden="1" w:unhideWhenUsed="1"/>
+    <w:lsdException w:name="footnote reference" w:semiHidden="1" w:unhideWhenUsed="1"/>
+    <w:lsdException w:name="annotation reference" w:semiHidden="1" w:unhideWhenUsed="1"/>
+    <w:lsdException w:name="line number" w:semiHidden="1" w:unhideWhenUsed="1"/>
+    <w:lsdException w:name="page number" w:semiHidden="1" w:unhideWhenUsed="1"/>
+    <w:lsdException w:name="endnote reference" w:semiHidden="1" w:unhideWhenUsed="1"/>
+    <w:lsdException w:name="endnote text" w:semiHidden="1" w:unhideWhenUsed="1"/>
+    <w:lsdException w:name="table of authorities" w:semiHidden="1" w:unhideWhenUsed="1"/>
+    <w:lsdException w:name="macro" w:semiHidden="1" w:unhideWhenUsed="1"/>
+    <w:lsdException w:name="toa heading" w:semiHidden="1" w:unhideWhenUsed="1"/>
+    <w:lsdException w:name="List" w:semiHidden="1" w:unhideWhenUsed="1"/>
+    <w:lsdException w:name="List Bullet" w:semiHidden="1" w:unhideWhenUsed="1"/>
+    <w:lsdException w:name="List Number" w:semiHidden="1" w:unhideWhenUsed="1"/>
+    <w:lsdException w:name="List 2" w:semiHidden="1" w:unhideWhenUsed="1"/>
+    <w:lsdException w:name="List 3" w:semiHidden="1" w:unhideWhenUsed="1"/>
+    <w:lsdException w:name="List 4" w:semiHidden="1" w:unhideWhenUsed="1"/>
+    <w:lsdException w:name="List 5" w:semiHidden="1" w:unhideWhenUsed="1"/>
+    <w:lsdException w:name="List Bullet 2" w:semiHidden="1" w:unhideWhenUsed="1"/>
+    <w:lsdException w:name="List Bullet 3" w:semiHidden="1" w:unhideWhenUsed="1"/>
+    <w:lsdException w:name="List Bullet 4" w:semiHidden="1" w:unhideWhenUsed="1"/>
+    <w:lsdException w:name="List Bullet 5" w:semiHidden="1" w:unhideWhenUsed="1"/>
+    <w:lsdException w:name="List Number 2" w:semiHidden="1" w:unhideWhenUsed="1"/>
+    <w:lsdException w:name="List Number 3" w:semiHidden="1" w:unhideWhenUsed="1"/>
+    <w:lsdException w:name="List Number 4" w:semiHidden="1" w:unhideWhenUsed="1"/>
+    <w:lsdException w:name="List Number 5" w:semiHidden="1" w:unhideWhenUsed="1"/>
+    <w:lsdException w:name="Title" w:uiPriority="10" w:qFormat="1"/>
+    <w:lsdException w:name="Closing" w:semiHidden="1" w:unhideWhenUsed="1"/>
+    <w:lsdException w:name="Signature" w:semiHidden="1" w:unhideWhenUsed="1"/>
+    <w:lsdException w:name="Default Paragraph Font" w:semiHidden="1" w:uiPriority="1" w:unhideWhenUsed="1"/>
+    <w:lsdException w:name="Body Text" w:semiHidden="1" w:unhideWhenUsed="1"/>
+    <w:lsdException w:name="Body Text Indent" w:semiHidden="1" w:unhideWhenUsed="1"/>
+    <w:lsdException w:name="List Continue" w:semiHidden="1" w:unhideWhenUsed="1"/>
+    <w:lsdException w:name="List Continue 2" w:semiHidden="1" w:unhideWhenUsed="1"/>
+    <w:lsdException w:name="List Continue 3" w:semiHidden="1" w:unhideWhenUsed="1"/>
+    <w:lsdException w:name="List Continue 4" w:semiHidden="1" w:unhideWhenUsed="1"/>
+    <w:lsdException w:name="List Continue 5" w:semiHidden="1" w:unhideWhenUsed="1"/>
+    <w:lsdException w:name="Message Header" w:semiHidden="1" w:unhideWhenUsed="1"/>
+    <w:lsdException w:name="Subtitle" w:uiPriority="11" w:qFormat="1"/>
+    <w:lsdException w:name="Salutation" w:semiHidden="1" w:unhideWhenUsed="1"/>
+    <w:lsdException w:name="Date" w:semiHidden="1" w:unhideWhenUsed="1"/>
+    <w:lsdException w:name="Body Text First Indent" w:semiHidden="1" w:unhideWhenUsed="1"/>
+    <w:lsdException w:name="Body Text First Indent 2" w:semiHidden="1" w:unhideWhenUsed="1"/>
+    <w:lsdException w:name="Note Heading" w:semiHidden="1" w:unhideWhenUsed="1"/>
+    <w:lsdException w:name="Body Text 2" w:semiHidden="1" w:unhideWhenUsed="1"/>
+    <w:lsdException w:name="Body Text 3" w:semiHidden="1" w:unhideWhenUsed="1"/>
+    <w:lsdException w:name="Body Text Indent 2" w:semiHidden="1" w:unhideWhenUsed="1"/>
+    <w:lsdException w:name="Body Text Indent 3" w:semiHidden="1" w:unhideWhenUsed="1"/>
+    <w:lsdException w:name="Block Text" w:semiHidden="1" w:unhideWhenUsed="1"/>
+    <w:lsdException w:name="Hyperlink" w:semiHidden="1" w:unhideWhenUsed="1"/>
+    <w:lsdException w:name="FollowedHyperlink" w:semiHidden="1" w:unhideWhenUsed="1"/>
+    <w:lsdException w:name="Strong" w:uiPriority="22" w:qFormat="1"/>
+    <w:lsdException w:name="Emphasis" w:uiPriority="20" w:qFormat="1"/>
+    <w:lsdException w:name="Document Map" w:semiHidden="1" w:unhideWhenUsed="1"/>
+    <w:lsdException w:name="Plain Text" w:semiHidden="1" w:unhideWhenUsed="1"/>
+    <w:lsdException w:name="E-mail Signature" w:semiHidden="1" w:unhideWhenUsed="1"/>
+    <w:lsdException w:name="HTML Top of Form" w:semiHidden="1" w:unhideWhenUsed="1"/>
+    <w:lsdException w:name="HTML Bottom of Form" w:semiHidden="1" w:unhideWhenUsed="1"/>
+    <w:lsdException w:name="Normal (Web)" w:semiHidden="1" w:unhideWhenUsed="1"/>
+    <w:lsdException w:name="HTML Acronym" w:semiHidden="1" w:unhideWhenUsed="1"/>
+    <w:lsdException w:name="HTML Address" w:semiHidden="1" w:unhideWhenUsed="1"/>
+    <w:lsdException w:name="HTML Cite" w:semiHidden="1" w:unhideWhenUsed="1"/>
+    <w:lsdException w:name="HTML Code" w:semiHidden="1" w:unhideWhenUsed="1"/>
+    <w:lsdException w:name="HTML Definition" w:semiHidden="1" w:unhideWhenUsed="1"/>
+    <w:lsdException w:name="HTML Keyboard" w:semiHidden="1" w:unhideWhenUsed="1"/>
+    <w:lsdException w:name="HTML Preformatted" w:semiHidden="1" w:unhideWhenUsed="1"/>
+    <w:lsdException w:name="HTML Sample" w:semiHidden="1" w:unhideWhenUsed="1"/>
+    <w:lsdException w:name="HTML Typewriter" w:semiHidden="1" w:unhideWhenUsed="1"/>
+    <w:lsdException w:name="HTML Variable" w:semiHidden="1" w:unhideWhenUsed="1"/>
+    <w:lsdException w:name="Normal Table" w:semiHidden="1" w:unhideWhenUsed="1"/>
+    <w:lsdException w:name="annotation subject" w:semiHidden="1" w:unhideWhenUsed="1"/>
+    <w:lsdException w:name="No List" w:semiHidden="1" w:unhideWhenUsed="1"/>
+    <w:lsdException w:name="Outline List 1" w:semiHidden="1" w:unhideWhenUsed="1"/>
+    <w:lsdException w:name="Outline List 2" w:semiHidden="1" w:unhideWhenUsed="1"/>
+    <w:lsdException w:name="Outline List 3" w:semiHidden="1" w:unhideWhenUsed="1"/>
+    <w:lsdException w:name="Table Simple 1" w:semiHidden="1" w:unhideWhenUsed="1"/>
+    <w:lsdException w:name="Table Simple 2" w:semiHidden="1" w:unhideWhenUsed="1"/>
+    <w:lsdException w:name="Table Simple 3" w:semiHidden="1" w:unhideWhenUsed="1"/>
+    <w:lsdException w:name="Table Classic 1" w:semiHidden="1" w:unhideWhenUsed="1"/>
+    <w:lsdException w:name="Table Classic 2" w:semiHidden="1" w:unhideWhenUsed="1"/>
+    <w:lsdException w:name="Table Classic 3" w:semiHidden="1" w:unhideWhenUsed="1"/>
+    <w:lsdException w:name="Table Classic 4" w:semiHidden="1" w:unhideWhenUsed="1"/>
+    <w:lsdException w:name="Table Colorful 1" w:semiHidden="1" w:unhideWhenUsed="1"/>
+    <w:lsdException w:name="Table Colorful 2" w:semiHidden="1" w:unhideWhenUsed="1"/>
+    <w:lsdException w:name="Table Colorful 3" w:semiHidden="1" w:unhideWhenUsed="1"/>
+    <w:lsdException w:name="Table Columns 1" w:semiHidden="1" w:unhideWhenUsed="1"/>
+    <w:lsdException w:name="Table Columns 2" w:semiHidden="1" w:unhideWhenUsed="1"/>
+    <w:lsdException w:name="Table Columns 3" w:semiHidden="1" w:unhideWhenUsed="1"/>
+    <w:lsdException w:name="Table Columns 4" w:semiHidden="1" w:unhideWhenUsed="1"/>
+    <w:lsdException w:name="Table Columns 5" w:semiHidden="1" w:unhideWhenUsed="1"/>
+    <w:lsdException w:name="Table Grid 1" w:semiHidden="1" w:unhideWhenUsed="1"/>
+    <w:lsdException w:name="Table Grid 2" w:semiHidden="1" w:unhideWhenUsed="1"/>
+    <w:lsdException w:name="Table Grid 3" w:semiHidden="1" w:unhideWhenUsed="1"/>
+    <w:lsdException w:name="Table Grid 4" w:semiHidden="1" w:unhideWhenUsed="1"/>
+    <w:lsdException w:name="Table Grid 5" w:semiHidden="1" w:unhideWhenUsed="1"/>
+    <w:lsdException w:name="Table Grid 6" w:semiHidden="1" w:unhideWhenUsed="1"/>
+    <w:lsdException w:name="Table Grid 7" w:semiHidden="1" w:unhideWhenUsed="1"/>
+    <w:lsdException w:name="Table Grid 8" w:semiHidden="1" w:unhideWhenUsed="1"/>
+    <w:lsdException w:name="Table List 1" w:semiHidden="1" w:unhideWhenUsed="1"/>
+    <w:lsdException w:name="Table List 2" w:semiHidden="1" w:unhideWhenUsed="1"/>
+    <w:lsdException w:name="Table List 3" w:semiHidden="1" w:unhideWhenUsed="1"/>
+    <w:lsdException w:name="Table List 4" w:semiHidden="1" w:unhideWhenUsed="1"/>
+    <w:lsdException w:name="Table List 5" w:semiHidden="1" w:unhideWhenUsed="1"/>
+    <w:lsdException w:name="Table List 6" w:semiHidden="1" w:unhideWhenUsed="1"/>
+    <w:lsdException w:name="Table List 7" w:semiHidden="1" w:unhideWhenUsed="1"/>
+    <w:lsdException w:name="Table List 8" w:semiHidden="1" w:unhideWhenUsed="1"/>
+    <w:lsdException w:name="Table 3D effects 1" w:semiHidden="1" w:unhideWhenUsed="1"/>
+    <w:lsdException w:name="Table 3D effects 2" w:semiHidden="1" w:unhideWhenUsed="1"/>
+    <w:lsdException w:name="Table 3D effects 3" w:semiHidden="1" w:unhideWhenUsed="1"/>
+    <w:lsdException w:name="Table Contemporary" w:semiHidden="1" w:unhideWhenUsed="1"/>
+    <w:lsdException w:name="Table Elegant" w:semiHidden="1" w:unhideWhenUsed="1"/>
+    <w:lsdException w:name="Table Professional" w:semiHidden="1" w:unhideWhenUsed="1"/>
+    <w:lsdException w:name="Table Subtle 1" w:semiHidden="1" w:unhideWhenUsed="1"/>
+    <w:lsdException w:name="Table Subtle 2" w:semiHidden="1" w:unhideWhenUsed="1"/>
+    <w:lsdException w:name="Table Web 1" w:semiHidden="1" w:unhideWhenUsed="1"/>
+    <w:lsdException w:name="Table Web 2" w:semiHidden="1" w:unhideWhenUsed="1"/>
+    <w:lsdException w:name="Table Web 3" w:semiHidden="1" w:unhideWhenUsed="1"/>
+    <w:lsdException w:name="Balloon Text" w:semiHidden="1" w:unhideWhenUsed="1"/>
+    <w:lsdException w:name="Table Grid" w:uiPriority="39"/>
+    <w:lsdException w:name="Table Theme" w:semiHidden="1" w:unhideWhenUsed="1"/>
+    <w:lsdException w:name="Placeholder Text" w:semiHidden="1"/>
+    <w:lsdException w:name="No Spacing" w:uiPriority="1" w:qFormat="1"/>
+    <w:lsdException w:name="Light Shading" w:uiPriority="60"/>
+    <w:lsdException w:name="Light List" w:uiPriority="61"/>
+    <w:lsdException w:name="Light Grid" w:uiPriority="62"/>
+    <w:lsdException w:name="Medium Shading 1" w:uiPriority="63"/>
+    <w:lsdException w:name="Medium Shading 2" w:uiPriority="64"/>
+    <w:lsdException w:name="Medium List 1" w:uiPriority="65"/>
+    <w:lsdException w:name="Medium List 2" w:uiPriority="66"/>
+    <w:lsdException w:name="Medium Grid 1" w:uiPriority="67"/>
+    <w:lsdException w:name="Medium Grid 2" w:uiPriority="68"/>
+    <w:lsdException w:name="Medium Grid 3" w:uiPriority="69"/>
+    <w:lsdException w:name="Dark List" w:uiPriority="70"/>
+    <w:lsdException w:name="Colorful Shading" w:uiPriority="71"/>
+    <w:lsdException w:name="Colorful List" w:uiPriority="72"/>
+    <w:lsdException w:name="Colorful Grid" w:uiPriority="73"/>
+    <w:lsdException w:name="Light Shading Accent 1" w:uiPriority="60"/>
+    <w:lsdException w:name="Light List Accent 1" w:uiPriority="61"/>
+    <w:lsdException w:name="Light Grid Accent 1" w:uiPriority="62"/>
+    <w:lsdException w:name="Medium Shading 1 Accent 1" w:uiPriority="63"/>
+    <w:lsdException w:name="Medium Shading 2 Accent 1" w:uiPriority="64"/>
+    <w:lsdException w:name="Medium List 1 Accent 1" w:uiPriority="65"/>
+    <w:lsdException w:name="Revision" w:semiHidden="1"/>
+    <w:lsdException w:name="List Paragraph" w:uiPriority="34" w:qFormat="1"/>
+    <w:lsdException w:name="Quote" w:uiPriority="29" w:qFormat="1"/>
+    <w:lsdException w:name="Intense Quote" w:uiPriority="30" w:qFormat="1"/>
+    <w:lsdException w:name="Medium List 2 Accent 1" w:uiPriority="66"/>
+    <w:lsdException w:name="Medium Grid 1 Accent 1" w:uiPriority="67"/>
+    <w:lsdException w:name="Medium Grid 2 Accent 1" w:uiPriority="68"/>
+    <w:lsdException w:name="Medium Grid 3 Accent 1" w:uiPriority="69"/>
+    <w:lsdException w:name="Dark List Accent 1" w:uiPriority="70"/>
+    <w:lsdException w:name="Colorful Shading Accent 1" w:uiPriority="71"/>
+    <w:lsdException w:name="Colorful List Accent 1" w:uiPriority="72"/>
+    <w:lsdException w:name="Colorful Grid Accent 1" w:uiPriority="73"/>
+    <w:lsdException w:name="Light Shading Accent 2" w:uiPriority="60"/>
+    <w:lsdException w:name="Light List Accent 2" w:uiPriority="61"/>
+    <w:lsdException w:name="Light Grid Accent 2" w:uiPriority="62"/>
+    <w:lsdException w:name="Medium Shading 1 Accent 2" w:uiPriority="63"/>
+    <w:lsdException w:name="Medium Shading 2 Accent 2" w:uiPriority="64"/>
+    <w:lsdException w:name="Medium List 1 Accent 2" w:uiPriority="65"/>
+    <w:lsdException w:name="Medium List 2 Accent 2" w:uiPriority="66"/>
+    <w:lsdException w:name="Medium Grid 1 Accent 2" w:uiPriority="67"/>
+    <w:lsdException w:name="Medium Grid 2 Accent 2" w:uiPriority="68"/>
+    <w:lsdException w:name="Medium Grid 3 Accent 2" w:uiPriority="69"/>
+    <w:lsdException w:name="Dark List Accent 2" w:uiPriority="70"/>
+    <w:lsdException w:name="Colorful Shading Accent 2" w:uiPriority="71"/>
+    <w:lsdException w:name="Colorful List Accent 2" w:uiPriority="72"/>
+    <w:lsdException w:name="Colorful Grid Accent 2" w:uiPriority="73"/>
+    <w:lsdException w:name="Light Shading Accent 3" w:uiPriority="60"/>
+    <w:lsdException w:name="Light List Accent 3" w:uiPriority="61"/>
+    <w:lsdException w:name="Light Grid Accent 3" w:uiPriority="62"/>
+    <w:lsdException w:name="Medium Shading 1 Accent 3" w:uiPriority="63"/>
+    <w:lsdException w:name="Medium Shading 2 Accent 3" w:uiPriority="64"/>
+    <w:lsdException w:name="Medium List 1 Accent 3" w:uiPriority="65"/>
+    <w:lsdException w:name="Medium List 2 Accent 3" w:uiPriority="66"/>
+    <w:lsdException w:name="Medium Grid 1 Accent 3" w:uiPriority="67"/>
+    <w:lsdException w:name="Medium Grid 2 Accent 3" w:uiPriority="68"/>
+    <w:lsdException w:name="Medium Grid 3 Accent 3" w:uiPriority="69"/>
+    <w:lsdException w:name="Dark List Accent 3" w:uiPriority="70"/>
+    <w:lsdException w:name="Colorful Shading Accent 3" w:uiPriority="71"/>
+    <w:lsdException w:name="Colorful List Accent 3" w:uiPriority="72"/>
+    <w:lsdException w:name="Colorful Grid Accent 3" w:uiPriority="73"/>
+    <w:lsdException w:name="Light Shading Accent 4" w:uiPriority="60"/>
+    <w:lsdException w:name="Light List Accent 4" w:uiPriority="61"/>
+    <w:lsdException w:name="Light Grid Accent 4" w:uiPriority="62"/>
+    <w:lsdException w:name="Medium Shading 1 Accent 4" w:uiPriority="63"/>
+    <w:lsdException w:name="Medium Shading 2 Accent 4" w:uiPriority="64"/>
+    <w:lsdException w:name="Medium List 1 Accent 4" w:uiPriority="65"/>
+    <w:lsdException w:name="Medium List 2 Accent 4" w:uiPriority="66"/>
+    <w:lsdException w:name="Medium Grid 1 Accent 4" w:uiPriority="67"/>
+    <w:lsdException w:name="Medium Grid 2 Accent 4" w:uiPriority="68"/>
+    <w:lsdException w:name="Medium Grid 3 Accent 4" w:uiPriority="69"/>
+    <w:lsdException w:name="Dark List Accent 4" w:uiPriority="70"/>
+    <w:lsdException w:name="Colorful Shading Accent 4" w:uiPriority="71"/>
+    <w:lsdException w:name="Colorful List Accent 4" w:uiPriority="72"/>
+    <w:lsdException w:name="Colorful Grid Accent 4" w:uiPriority="73"/>
+    <w:lsdException w:name="Light Shading Accent 5" w:uiPriority="60"/>
+    <w:lsdException w:name="Light List Accent 5" w:uiPriority="61"/>
+    <w:lsdException w:name="Light Grid Accent 5" w:uiPriority="62"/>
+    <w:lsdException w:name="Medium Shading 1 Accent 5" w:uiPriority="63"/>
+    <w:lsdException w:name="Medium Shading 2 Accent 5" w:uiPriority="64"/>
+    <w:lsdException w:name="Medium List 1 Accent 5" w:uiPriority="65"/>
+    <w:lsdException w:name="Medium List 2 Accent 5" w:uiPriority="66"/>
+    <w:lsdException w:name="Medium Grid 1 Accent 5" w:uiPriority="67"/>
+    <w:lsdException w:name="Medium Grid 2 Accent 5" w:uiPriority="68"/>
+    <w:lsdException w:name="Medium Grid 3 Accent 5" w:uiPriority="69"/>
+    <w:lsdException w:name="Dark List Accent 5" w:uiPriority="70"/>
+    <w:lsdException w:name="Colorful Shading Accent 5" w:uiPriority="71"/>
+    <w:lsdException w:name="Colorful List Accent 5" w:uiPriority="72"/>
+    <w:lsdException w:name="Colorful Grid Accent 5" w:uiPriority="73"/>
+    <w:lsdException w:name="Light Shading Accent 6" w:uiPriority="60"/>
+    <w:lsdException w:name="Light List Accent 6" w:uiPriority="61"/>
+    <w:lsdException w:name="Light Grid Accent 6" w:uiPriority="62"/>
+    <w:lsdException w:name="Medium Shading 1 Accent 6" w:uiPriority="63"/>
+    <w:lsdException w:name="Medium Shading 2 Accent 6" w:uiPriority="64"/>
+    <w:lsdException w:name="Medium List 1 Accent 6" w:uiPriority="65"/>
+    <w:lsdException w:name="Medium List 2 Accent 6" w:uiPriority="66"/>
+    <w:lsdException w:name="Medium Grid 1 Accent 6" w:uiPriority="67"/>
+    <w:lsdException w:name="Medium Grid 2 Accent 6" w:uiPriority="68"/>
+    <w:lsdException w:name="Medium Grid 3 Accent 6" w:uiPriority="69"/>
+    <w:lsdException w:name="Dark List Accent 6" w:uiPriority="70"/>
+    <w:lsdException w:name="Colorful Shading Accent 6" w:uiPriority="71"/>
+    <w:lsdException w:name="Colorful List Accent 6" w:uiPriority="72"/>
+    <w:lsdException w:name="Colorful Grid Accent 6" w:uiPriority="73"/>
+    <w:lsdException w:name="Subtle Emphasis" w:uiPriority="19" w:qFormat="1"/>
+    <w:lsdException w:name="Intense Emphasis" w:uiPriority="21" w:qFormat="1"/>
+    <w:lsdException w:name="Subtle Reference" w:uiPriority="31" w:qFormat="1"/>
+    <w:lsdException w:name="Intense Reference" w:uiPriority="32" w:qFormat="1"/>
+    <w:lsdException w:name="Book Title" w:uiPriority="33" w:qFormat="1"/>
+    <w:lsdException w:name="Bibliography" w:semiHidden="1" w:uiPriority="37" w:unhideWhenUsed="1"/>
+    <w:lsdException w:name="TOC Heading" w:semiHidden="1" w:uiPriority="39" w:unhideWhenUsed="1" w:qFormat="1"/>
+    <w:lsdException w:name="Plain Table 1" w:uiPriority="41"/>
+    <w:lsdException w:name="Plain Table 2" w:uiPriority="42"/>
+    <w:lsdException w:name="Plain Table 3" w:uiPriority="43"/>
+    <w:lsdException w:name="Plain Table 4" w:uiPriority="44"/>
+    <w:lsdException w:name="Plain Table 5" w:uiPriority="45"/>
+    <w:lsdException w:name="Grid Table Light" w:uiPriority="40"/>
+    <w:lsdException w:name="Grid Table 1 Light" w:uiPriority="46"/>
+    <w:lsdException w:name="Grid Table 2" w:uiPriority="47"/>
+    <w:lsdException w:name="Grid Table 3" w:uiPriority="48"/>
+    <w:lsdException w:name="Grid Table 4" w:uiPriority="49"/>
+    <w:lsdException w:name="Grid Table 5 Dark" w:uiPriority="50"/>
+    <w:lsdException w:name="Grid Table 6 Colorful" w:uiPriority="51"/>
+    <w:lsdException w:name="Grid Table 7 Colorful" w:uiPriority="52"/>
+    <w:lsdException w:name="Grid Table 1 Light Accent 1" w:uiPriority="46"/>
+    <w:lsdException w:name="Grid Table 2 Accent 1" w:uiPriority="47"/>
+    <w:lsdException w:name="Grid Table 3 Accent 1" w:uiPriority="48"/>
+    <w:lsdException w:name="Grid Table 4 Accent 1" w:uiPriority="49"/>
+    <w:lsdException w:name="Grid Table 5 Dark Accent 1" w:uiPriority="50"/>
+    <w:lsdException w:name="Grid Table 6 Colorful Accent 1" w:uiPriority="51"/>
+    <w:lsdException w:name="Grid Table 7 Colorful Accent 1" w:uiPriority="52"/>
+    <w:lsdException w:name="Grid Table 1 Light Accent 2" w:uiPriority="46"/>
+    <w:lsdException w:name="Grid Table 2 Accent 2" w:uiPriority="47"/>
+    <w:lsdException w:name="Grid Table 3 Accent 2" w:uiPriority="48"/>
+    <w:lsdException w:name="Grid Table 4 Accent 2" w:uiPriority="49"/>
+    <w:lsdException w:name="Grid Table 5 Dark Accent 2" w:uiPriority="50"/>
+    <w:lsdException w:name="Grid Table 6 Colorful Accent 2" w:uiPriority="51"/>
+    <w:lsdException w:name="Grid Table 7 Colorful Accent 2" w:uiPriority="52"/>
+    <w:lsdException w:name="Grid Table 1 Light Accent 3" w:uiPriority="46"/>
+    <w:lsdException w:name="Grid Table 2 Accent 3" w:uiPriority="47"/>
+    <w:lsdException w:name="Grid Table 3 Accent 3" w:uiPriority="48"/>
+    <w:lsdException w:name="Grid Table 4 Accent 3" w:uiPriority="49"/>
+    <w:lsdException w:name="Grid Table 5 Dark Accent 3" w:uiPriority="50"/>
+    <w:lsdException w:name="Grid Table 6 Colorful Accent 3" w:uiPriority="51"/>
+    <w:lsdException w:name="Grid Table 7 Colorful Accent 3" w:uiPriority="52"/>
+    <w:lsdException w:name="Grid Table 1 Light Accent 4" w:uiPriority="46"/>
+    <w:lsdException w:name="Grid Table 2 Accent 4" w:uiPriority="47"/>
+    <w:lsdException w:name="Grid Table 3 Accent 4" w:uiPriority="48"/>
+    <w:lsdException w:name="Grid Table 4 Accent 4" w:uiPriority="49"/>
+    <w:lsdException w:name="Grid Table 5 Dark Accent 4" w:uiPriority="50"/>
+    <w:lsdException w:name="Grid Table 6 Colorful Accent 4" w:uiPriority="51"/>
+    <w:lsdException w:name="Grid Table 7 Colorful Accent 4" w:uiPriority="52"/>
+    <w:lsdException w:name="Grid Table 1 Light Accent 5" w:uiPriority="46"/>
+    <w:lsdException w:name="Grid Table 2 Accent 5" w:uiPriority="47"/>
+    <w:lsdException w:name="Grid Table 3 Accent 5" w:uiPriority="48"/>
+    <w:lsdException w:name="Grid Table 4 Accent 5" w:uiPriority="49"/>
+    <w:lsdException w:name="Grid Table 5 Dark Accent 5" w:uiPriority="50"/>
+    <w:lsdException w:name="Grid Table 6 Colorful Accent 5" w:uiPriority="51"/>
+    <w:lsdException w:name="Grid Table 7 Colorful Accent 5" w:uiPriority="52"/>
+    <w:lsdException w:name="Grid Table 1 Light Accent 6" w:uiPriority="46"/>
+    <w:lsdException w:name="Grid Table 2 Accent 6" w:uiPriority="47"/>
+    <w:lsdException w:name="Grid Table 3 Accent 6" w:uiPriority="48"/>
+    <w:lsdException w:name="Grid Table 4 Accent 6" w:uiPriority="49"/>
+    <w:lsdException w:name="Grid Table 5 Dark Accent 6" w:uiPriority="50"/>
+    <w:lsdException w:name="Grid Table 6 Colorful Accent 6" w:uiPriority="51"/>
+    <w:lsdException w:name="Grid Table 7 Colorful Accent 6" w:uiPriority="52"/>
+    <w:lsdException w:name="List Table 1 Light" w:uiPriority="46"/>
+    <w:lsdException w:name="List Table 2" w:uiPriority="47"/>
+    <w:lsdException w:name="List Table 3" w:uiPriority="48"/>
+    <w:lsdException w:name="List Table 4" w:uiPriority="49"/>
+    <w:lsdException w:name="List Table 5 Dark" w:uiPriority="50"/>
+    <w:lsdException w:name="List Table 6 Colorful" w:uiPriority="51"/>
+    <w:lsdException w:name="List Table 7 Colorful" w:uiPriority="52"/>
+    <w:lsdException w:name="List Table 1 Light Accent 1" w:uiPriority="46"/>
+    <w:lsdException w:name="List Table 2 Accent 1" w:uiPriority="47"/>
+    <w:lsdException w:name="List Table 3 Accent 1" w:uiPriority="48"/>
+    <w:lsdException w:name="List Table 4 Accent 1" w:uiPriority="49"/>
+    <w:lsdException w:name="List Table 5 Dark Accent 1" w:uiPriority="50"/>
+    <w:lsdException w:name="List Table 6 Colorful Accent 1" w:uiPriority="51"/>
+    <w:lsdException w:name="List Table 7 Colorful Accent 1" w:uiPriority="52"/>
+    <w:lsdException w:name="List Table 1 Light Accent 2" w:uiPriority="46"/>
+    <w:lsdException w:name="List Table 2 Accent 2" w:uiPriority="47"/>
+    <w:lsdException w:name="List Table 3 Accent 2" w:uiPriority="48"/>
+    <w:lsdException w:name="List Table 4 Accent 2" w:uiPriority="49"/>
+    <w:lsdException w:name="List Table 5 Dark Accent 2" w:uiPriority="50"/>
+    <w:lsdException w:name="List Table 6 Colorful Accent 2" w:uiPriority="51"/>
+    <w:lsdException w:name="List Table 7 Colorful Accent 2" w:uiPriority="52"/>
+    <w:lsdException w:name="List Table 1 Light Accent 3" w:uiPriority="46"/>
+    <w:lsdException w:name="List Table 2 Accent 3" w:uiPriority="47"/>
+    <w:lsdException w:name="List Table 3 Accent 3" w:uiPriority="48"/>
+    <w:lsdException w:name="List Table 4 Accent 3" w:uiPriority="49"/>
+    <w:lsdException w:name="List Table 5 Dark Accent 3" w:uiPriority="50"/>
+    <w:lsdException w:name="List Table 6 Colorful Accent 3" w:uiPriority="51"/>
+    <w:lsdException w:name="List Table 7 Colorful Accent 3" w:uiPriority="52"/>
+    <w:lsdException w:name="List Table 1 Light Accent 4" w:uiPriority="46"/>
+    <w:lsdException w:name="List Table 2 Accent 4" w:uiPriority="47"/>
+    <w:lsdException w:name="List Table 3 Accent 4" w:uiPriority="48"/>
+    <w:lsdException w:name="List Table 4 Accent 4" w:uiPriority="49"/>
+    <w:lsdException w:name="List Table 5 Dark Accent 4" w:uiPriority="50"/>
+    <w:lsdException w:name="List Table 6 Colorful Accent 4" w:uiPriority="51"/>
+    <w:lsdException w:name="List Table 7 Colorful Accent 4" w:uiPriority="52"/>
+    <w:lsdException w:name="List Table 1 Light Accent 5" w:uiPriority="46"/>
+    <w:lsdException w:name="List Table 2 Accent 5" w:uiPriority="47"/>
+    <w:lsdException w:name="List Table 3 Accent 5" w:uiPriority="48"/>
+    <w:lsdException w:name="List Table 4 Accent 5" w:uiPriority="49"/>
+    <w:lsdException w:name="List Table 5 Dark Accent 5" w:uiPriority="50"/>
+    <w:lsdException w:name="List Table 6 Colorful Accent 5" w:uiPriority="51"/>
+    <w:lsdException w:name="List Table 7 Colorful Accent 5" w:uiPriority="52"/>
+    <w:lsdException w:name="List Table 1 Light Accent 6" w:uiPriority="46"/>
+    <w:lsdException w:name="List Table 2 Accent 6" w:uiPriority="47"/>
+    <w:lsdException w:name="List Table 3 Accent 6" w:uiPriority="48"/>
+    <w:lsdException w:name="List Table 4 Accent 6" w:uiPriority="49"/>
+    <w:lsdException w:name="List Table 5 Dark Accent 6" w:uiPriority="50"/>
+    <w:lsdException w:name="List Table 6 Colorful Accent 6" w:uiPriority="51"/>
+    <w:lsdException w:name="List Table 7 Colorful Accent 6" w:uiPriority="52"/>
+    <w:lsdException w:name="Mention" w:semiHidden="1" w:unhideWhenUsed="1"/>
+    <w:lsdException w:name="Smart Hyperlink" w:semiHidden="1" w:unhideWhenUsed="1"/>
+    <w:lsdException w:name="Hashtag" w:semiHidden="1" w:unhideWhenUsed="1"/>
+    <w:lsdException w:name="Unresolved Mention" w:semiHidden="1" w:unhideWhenUsed="1"/>
+    <w:lsdException w:name="Smart Link" w:semiHidden="1" w:unhideWhenUsed="1"/>
+  </w:latentStyles>
+  <w:style w:type="paragraph" w:default="1" w:styleId="Normal">
+    <w:name w:val="Normal"/>
     <w:qFormat/>
-    <w:rPr>
-      <w:sz w:val="56"/>
-      <w:szCs w:val="56"/>
-    </w:rPr>
   </w:style>
   <w:style w:type="paragraph" w:styleId="Heading1">
-    <w:name w:val="Heading 1"/>
-    <w:basedOn w:val="Normal"/>
-    <w:next w:val="Normal"/>
+    <w:name w:val="heading 1"/>
+    <w:uiPriority w:val="9"/>
     <w:qFormat/>
+    <w:pPr>
+      <w:outlineLvl w:val="0"/>
+    </w:pPr>
     <w:rPr>
       <w:color w:val="2E74B5"/>
       <w:sz w:val="32"/>
@@ -1204,10 +1535,14 @@
     </w:rPr>
   </w:style>
   <w:style w:type="paragraph" w:styleId="Heading2">
-    <w:name w:val="Heading 2"/>
-    <w:basedOn w:val="Normal"/>
-    <w:next w:val="Normal"/>
+    <w:name w:val="heading 2"/>
+    <w:uiPriority w:val="9"/>
+    <w:semiHidden/>
+    <w:unhideWhenUsed/>
     <w:qFormat/>
+    <w:pPr>
+      <w:outlineLvl w:val="1"/>
+    </w:pPr>
     <w:rPr>
       <w:color w:val="2E74B5"/>
       <w:sz w:val="26"/>
@@ -1215,10 +1550,14 @@
     </w:rPr>
   </w:style>
   <w:style w:type="paragraph" w:styleId="Heading3">
-    <w:name w:val="Heading 3"/>
-    <w:basedOn w:val="Normal"/>
-    <w:next w:val="Normal"/>
+    <w:name w:val="heading 3"/>
+    <w:uiPriority w:val="9"/>
+    <w:semiHidden/>
+    <w:unhideWhenUsed/>
     <w:qFormat/>
+    <w:pPr>
+      <w:outlineLvl w:val="2"/>
+    </w:pPr>
     <w:rPr>
       <w:color w:val="1F4D78"/>
       <w:sz w:val="24"/>
@@ -1226,10 +1565,14 @@
     </w:rPr>
   </w:style>
   <w:style w:type="paragraph" w:styleId="Heading4">
-    <w:name w:val="Heading 4"/>
-    <w:basedOn w:val="Normal"/>
-    <w:next w:val="Normal"/>
+    <w:name w:val="heading 4"/>
+    <w:uiPriority w:val="9"/>
+    <w:semiHidden/>
+    <w:unhideWhenUsed/>
     <w:qFormat/>
+    <w:pPr>
+      <w:outlineLvl w:val="3"/>
+    </w:pPr>
     <w:rPr>
       <w:i/>
       <w:iCs/>
@@ -1237,27 +1580,69 @@
     </w:rPr>
   </w:style>
   <w:style w:type="paragraph" w:styleId="Heading5">
-    <w:name w:val="Heading 5"/>
-    <w:basedOn w:val="Normal"/>
-    <w:next w:val="Normal"/>
+    <w:name w:val="heading 5"/>
+    <w:uiPriority w:val="9"/>
+    <w:semiHidden/>
+    <w:unhideWhenUsed/>
     <w:qFormat/>
+    <w:pPr>
+      <w:outlineLvl w:val="4"/>
+    </w:pPr>
     <w:rPr>
       <w:color w:val="2E74B5"/>
     </w:rPr>
   </w:style>
   <w:style w:type="paragraph" w:styleId="Heading6">
-    <w:name w:val="Heading 6"/>
-    <w:basedOn w:val="Normal"/>
-    <w:next w:val="Normal"/>
+    <w:name w:val="heading 6"/>
+    <w:uiPriority w:val="9"/>
+    <w:semiHidden/>
+    <w:unhideWhenUsed/>
     <w:qFormat/>
+    <w:pPr>
+      <w:outlineLvl w:val="5"/>
+    </w:pPr>
     <w:rPr>
       <w:color w:val="1F4D78"/>
     </w:rPr>
   </w:style>
-  <w:style w:type="paragraph" w:styleId="Strong">
-    <w:name w:val="Strong"/>
-    <w:basedOn w:val="Normal"/>
-    <w:next w:val="Normal"/>
+  <w:style w:type="character" w:default="1" w:styleId="DefaultParagraphFont">
+    <w:name w:val="Default Paragraph Font"/>
+    <w:uiPriority w:val="1"/>
+    <w:semiHidden/>
+    <w:unhideWhenUsed/>
+  </w:style>
+  <w:style w:type="table" w:default="1" w:styleId="TableNormal">
+    <w:name w:val="Normal Table"/>
+    <w:uiPriority w:val="99"/>
+    <w:semiHidden/>
+    <w:unhideWhenUsed/>
+    <w:tblPr>
+      <w:tblInd w:w="0" w:type="dxa"/>
+      <w:tblCellMar>
+        <w:top w:w="0" w:type="dxa"/>
+        <w:left w:w="108" w:type="dxa"/>
+        <w:bottom w:w="0" w:type="dxa"/>
+        <w:right w:w="108" w:type="dxa"/>
+      </w:tblCellMar>
+    </w:tblPr>
+  </w:style>
+  <w:style w:type="numbering" w:default="1" w:styleId="NoList">
+    <w:name w:val="No List"/>
+    <w:uiPriority w:val="99"/>
+    <w:semiHidden/>
+    <w:unhideWhenUsed/>
+  </w:style>
+  <w:style w:type="paragraph" w:styleId="Title">
+    <w:name w:val="Title"/>
+    <w:uiPriority w:val="10"/>
+    <w:qFormat/>
+    <w:rPr>
+      <w:sz w:val="56"/>
+      <w:szCs w:val="56"/>
+    </w:rPr>
+  </w:style>
+  <w:style w:type="paragraph" w:customStyle="1" w:styleId="Strong1">
+    <w:name w:val="Strong1"/>
     <w:qFormat/>
     <w:rPr>
       <w:b/>
@@ -1266,12 +1651,10 @@
   </w:style>
   <w:style w:type="paragraph" w:styleId="ListParagraph">
     <w:name w:val="List Paragraph"/>
-    <w:basedOn w:val="Normal"/>
     <w:qFormat/>
   </w:style>
   <w:style w:type="character" w:styleId="Hyperlink">
     <w:name w:val="Hyperlink"/>
-    <w:basedOn w:val="DefaultParagraphFont"/>
     <w:uiPriority w:val="99"/>
     <w:unhideWhenUsed/>
     <w:rPr>
@@ -1281,7 +1664,6 @@
   </w:style>
   <w:style w:type="character" w:styleId="FootnoteReference">
     <w:name w:val="footnote reference"/>
-    <w:basedOn w:val="DefaultParagraphFont"/>
     <w:uiPriority w:val="99"/>
     <w:semiHidden/>
     <w:unhideWhenUsed/>
@@ -1291,22 +1673,17 @@
   </w:style>
   <w:style w:type="paragraph" w:styleId="FootnoteText">
     <w:name w:val="footnote text"/>
-    <w:basedOn w:val="Normal"/>
     <w:link w:val="FootnoteTextChar"/>
     <w:uiPriority w:val="99"/>
     <w:semiHidden/>
     <w:unhideWhenUsed/>
-    <w:pPr>
-      <w:spacing w:after="0" w:line="240" w:lineRule="auto"/>
-    </w:pPr>
     <w:rPr>
       <w:sz w:val="20"/>
       <w:szCs w:val="20"/>
     </w:rPr>
   </w:style>
-  <w:style w:type="character" w:styleId="FootnoteTextChar">
+  <w:style w:type="character" w:customStyle="1" w:styleId="FootnoteTextChar">
     <w:name w:val="Footnote Text Char"/>
-    <w:basedOn w:val="DefaultParagraphFont"/>
     <w:link w:val="FootnoteText"/>
     <w:uiPriority w:val="99"/>
     <w:semiHidden/>
@@ -1318,7 +1695,6 @@
   </w:style>
   <w:style w:type="character" w:styleId="EndnoteReference">
     <w:name w:val="endnote reference"/>
-    <w:basedOn w:val="DefaultParagraphFont"/>
     <w:uiPriority w:val="99"/>
     <w:semiHidden/>
     <w:unhideWhenUsed/>
@@ -1328,22 +1704,17 @@
   </w:style>
   <w:style w:type="paragraph" w:styleId="EndnoteText">
     <w:name w:val="endnote text"/>
-    <w:basedOn w:val="Normal"/>
     <w:link w:val="EndnoteTextChar"/>
     <w:uiPriority w:val="99"/>
     <w:semiHidden/>
     <w:unhideWhenUsed/>
-    <w:pPr>
-      <w:spacing w:after="0" w:line="240" w:lineRule="auto"/>
-    </w:pPr>
     <w:rPr>
       <w:sz w:val="20"/>
       <w:szCs w:val="20"/>
     </w:rPr>
   </w:style>
-  <w:style w:type="character" w:styleId="EndnoteTextChar">
+  <w:style w:type="character" w:customStyle="1" w:styleId="EndnoteTextChar">
     <w:name w:val="Endnote Text Char"/>
-    <w:basedOn w:val="DefaultParagraphFont"/>
     <w:link w:val="EndnoteText"/>
     <w:uiPriority w:val="99"/>
     <w:semiHidden/>
@@ -1354,4 +1725,299 @@
     </w:rPr>
   </w:style>
 </w:styles>
+</file>
+
+<file path=word/theme/theme1.xml><?xml version="1.0" encoding="utf-8"?>
+<a:theme xmlns:a="http://schemas.openxmlformats.org/drawingml/2006/main" name="Office Theme">
+  <a:themeElements>
+    <a:clrScheme name="Office">
+      <a:dk1>
+        <a:sysClr val="windowText" lastClr="000000"/>
+      </a:dk1>
+      <a:lt1>
+        <a:sysClr val="window" lastClr="FFFFFF"/>
+      </a:lt1>
+      <a:dk2>
+        <a:srgbClr val="44546A"/>
+      </a:dk2>
+      <a:lt2>
+        <a:srgbClr val="E7E6E6"/>
+      </a:lt2>
+      <a:accent1>
+        <a:srgbClr val="4472C4"/>
+      </a:accent1>
+      <a:accent2>
+        <a:srgbClr val="ED7D31"/>
+      </a:accent2>
+      <a:accent3>
+        <a:srgbClr val="A5A5A5"/>
+      </a:accent3>
+      <a:accent4>
+        <a:srgbClr val="FFC000"/>
+      </a:accent4>
+      <a:accent5>
+        <a:srgbClr val="5B9BD5"/>
+      </a:accent5>
+      <a:accent6>
+        <a:srgbClr val="70AD47"/>
+      </a:accent6>
+      <a:hlink>
+        <a:srgbClr val="0563C1"/>
+      </a:hlink>
+      <a:folHlink>
+        <a:srgbClr val="954F72"/>
+      </a:folHlink>
+    </a:clrScheme>
+    <a:fontScheme name="Office">
+      <a:majorFont>
+        <a:latin typeface="Calibri Light" panose="020F0302020204030204"/>
+        <a:ea typeface=""/>
+        <a:cs typeface=""/>
+        <a:font script="Jpan" typeface="游ゴシック Light"/>
+        <a:font script="Hang" typeface="맑은 고딕"/>
+        <a:font script="Hans" typeface="等线 Light"/>
+        <a:font script="Hant" typeface="新細明體"/>
+        <a:font script="Arab" typeface="Times New Roman"/>
+        <a:font script="Hebr" typeface="Times New Roman"/>
+        <a:font script="Thai" typeface="Angsana New"/>
+        <a:font script="Ethi" typeface="Nyala"/>
+        <a:font script="Beng" typeface="Vrinda"/>
+        <a:font script="Gujr" typeface="Shruti"/>
+        <a:font script="Khmr" typeface="MoolBoran"/>
+        <a:font script="Knda" typeface="Tunga"/>
+        <a:font script="Guru" typeface="Raavi"/>
+        <a:font script="Cans" typeface="Euphemia"/>
+        <a:font script="Cher" typeface="Plantagenet Cherokee"/>
+        <a:font script="Yiii" typeface="Microsoft Yi Baiti"/>
+        <a:font script="Tibt" typeface="Microsoft Himalaya"/>
+        <a:font script="Thaa" typeface="MV Boli"/>
+        <a:font script="Deva" typeface="Mangal"/>
+        <a:font script="Telu" typeface="Gautami"/>
+        <a:font script="Taml" typeface="Latha"/>
+        <a:font script="Syrc" typeface="Estrangelo Edessa"/>
+        <a:font script="Orya" typeface="Kalinga"/>
+        <a:font script="Mlym" typeface="Kartika"/>
+        <a:font script="Laoo" typeface="DokChampa"/>
+        <a:font script="Sinh" typeface="Iskoola Pota"/>
+        <a:font script="Mong" typeface="Mongolian Baiti"/>
+        <a:font script="Viet" typeface="Times New Roman"/>
+        <a:font script="Uigh" typeface="Microsoft Uighur"/>
+        <a:font script="Geor" typeface="Sylfaen"/>
+        <a:font script="Armn" typeface="Arial"/>
+        <a:font script="Bugi" typeface="Leelawadee UI"/>
+        <a:font script="Bopo" typeface="Microsoft JhengHei"/>
+        <a:font script="Java" typeface="Javanese Text"/>
+        <a:font script="Lisu" typeface="Segoe UI"/>
+        <a:font script="Mymr" typeface="Myanmar Text"/>
+        <a:font script="Nkoo" typeface="Ebrima"/>
+        <a:font script="Olck" typeface="Nirmala UI"/>
+        <a:font script="Osma" typeface="Ebrima"/>
+        <a:font script="Phag" typeface="Phagspa"/>
+        <a:font script="Syrn" typeface="Estrangelo Edessa"/>
+        <a:font script="Syrj" typeface="Estrangelo Edessa"/>
+        <a:font script="Syre" typeface="Estrangelo Edessa"/>
+        <a:font script="Sora" typeface="Nirmala UI"/>
+        <a:font script="Tale" typeface="Microsoft Tai Le"/>
+        <a:font script="Talu" typeface="Microsoft New Tai Lue"/>
+        <a:font script="Tfng" typeface="Ebrima"/>
+      </a:majorFont>
+      <a:minorFont>
+        <a:latin typeface="Calibri" panose="020F0502020204030204"/>
+        <a:ea typeface=""/>
+        <a:cs typeface=""/>
+        <a:font script="Jpan" typeface="游明朝"/>
+        <a:font script="Hang" typeface="맑은 고딕"/>
+        <a:font script="Hans" typeface="等线"/>
+        <a:font script="Hant" typeface="新細明體"/>
+        <a:font script="Arab" typeface="Arial"/>
+        <a:font script="Hebr" typeface="Arial"/>
+        <a:font script="Thai" typeface="Cordia New"/>
+        <a:font script="Ethi" typeface="Nyala"/>
+        <a:font script="Beng" typeface="Vrinda"/>
+        <a:font script="Gujr" typeface="Shruti"/>
+        <a:font script="Khmr" typeface="DaunPenh"/>
+        <a:font script="Knda" typeface="Tunga"/>
+        <a:font script="Guru" typeface="Raavi"/>
+        <a:font script="Cans" typeface="Euphemia"/>
+        <a:font script="Cher" typeface="Plantagenet Cherokee"/>
+        <a:font script="Yiii" typeface="Microsoft Yi Baiti"/>
+        <a:font script="Tibt" typeface="Microsoft Himalaya"/>
+        <a:font script="Thaa" typeface="MV Boli"/>
+        <a:font script="Deva" typeface="Mangal"/>
+        <a:font script="Telu" typeface="Gautami"/>
+        <a:font script="Taml" typeface="Latha"/>
+        <a:font script="Syrc" typeface="Estrangelo Edessa"/>
+        <a:font script="Orya" typeface="Kalinga"/>
+        <a:font script="Mlym" typeface="Kartika"/>
+        <a:font script="Laoo" typeface="DokChampa"/>
+        <a:font script="Sinh" typeface="Iskoola Pota"/>
+        <a:font script="Mong" typeface="Mongolian Baiti"/>
+        <a:font script="Viet" typeface="Arial"/>
+        <a:font script="Uigh" typeface="Microsoft Uighur"/>
+        <a:font script="Geor" typeface="Sylfaen"/>
+        <a:font script="Armn" typeface="Arial"/>
+        <a:font script="Bugi" typeface="Leelawadee UI"/>
+        <a:font script="Bopo" typeface="Microsoft JhengHei"/>
+        <a:font script="Java" typeface="Javanese Text"/>
+        <a:font script="Lisu" typeface="Segoe UI"/>
+        <a:font script="Mymr" typeface="Myanmar Text"/>
+        <a:font script="Nkoo" typeface="Ebrima"/>
+        <a:font script="Olck" typeface="Nirmala UI"/>
+        <a:font script="Osma" typeface="Ebrima"/>
+        <a:font script="Phag" typeface="Phagspa"/>
+        <a:font script="Syrn" typeface="Estrangelo Edessa"/>
+        <a:font script="Syrj" typeface="Estrangelo Edessa"/>
+        <a:font script="Syre" typeface="Estrangelo Edessa"/>
+        <a:font script="Sora" typeface="Nirmala UI"/>
+        <a:font script="Tale" typeface="Microsoft Tai Le"/>
+        <a:font script="Talu" typeface="Microsoft New Tai Lue"/>
+        <a:font script="Tfng" typeface="Ebrima"/>
+      </a:minorFont>
+    </a:fontScheme>
+    <a:fmtScheme name="Office">
+      <a:fillStyleLst>
+        <a:solidFill>
+          <a:schemeClr val="phClr"/>
+        </a:solidFill>
+        <a:gradFill rotWithShape="1">
+          <a:gsLst>
+            <a:gs pos="0">
+              <a:schemeClr val="phClr">
+                <a:lumMod val="110000"/>
+                <a:satMod val="105000"/>
+                <a:tint val="67000"/>
+              </a:schemeClr>
+            </a:gs>
+            <a:gs pos="50000">
+              <a:schemeClr val="phClr">
+                <a:lumMod val="105000"/>
+                <a:satMod val="103000"/>
+                <a:tint val="73000"/>
+              </a:schemeClr>
+            </a:gs>
+            <a:gs pos="100000">
+              <a:schemeClr val="phClr">
+                <a:lumMod val="105000"/>
+                <a:satMod val="109000"/>
+                <a:tint val="81000"/>
+              </a:schemeClr>
+            </a:gs>
+          </a:gsLst>
+          <a:lin ang="5400000" scaled="0"/>
+        </a:gradFill>
+        <a:gradFill rotWithShape="1">
+          <a:gsLst>
+            <a:gs pos="0">
+              <a:schemeClr val="phClr">
+                <a:satMod val="103000"/>
+                <a:lumMod val="102000"/>
+                <a:tint val="94000"/>
+              </a:schemeClr>
+            </a:gs>
+            <a:gs pos="50000">
+              <a:schemeClr val="phClr">
+                <a:satMod val="110000"/>
+                <a:lumMod val="100000"/>
+                <a:shade val="100000"/>
+              </a:schemeClr>
+            </a:gs>
+            <a:gs pos="100000">
+              <a:schemeClr val="phClr">
+                <a:lumMod val="99000"/>
+                <a:satMod val="120000"/>
+                <a:shade val="78000"/>
+              </a:schemeClr>
+            </a:gs>
+          </a:gsLst>
+          <a:lin ang="5400000" scaled="0"/>
+        </a:gradFill>
+      </a:fillStyleLst>
+      <a:lnStyleLst>
+        <a:ln w="6350" cap="flat" cmpd="sng" algn="ctr">
+          <a:solidFill>
+            <a:schemeClr val="phClr"/>
+          </a:solidFill>
+          <a:prstDash val="solid"/>
+          <a:miter lim="800000"/>
+        </a:ln>
+        <a:ln w="12700" cap="flat" cmpd="sng" algn="ctr">
+          <a:solidFill>
+            <a:schemeClr val="phClr"/>
+          </a:solidFill>
+          <a:prstDash val="solid"/>
+          <a:miter lim="800000"/>
+        </a:ln>
+        <a:ln w="19050" cap="flat" cmpd="sng" algn="ctr">
+          <a:solidFill>
+            <a:schemeClr val="phClr"/>
+          </a:solidFill>
+          <a:prstDash val="solid"/>
+          <a:miter lim="800000"/>
+        </a:ln>
+      </a:lnStyleLst>
+      <a:effectStyleLst>
+        <a:effectStyle>
+          <a:effectLst/>
+        </a:effectStyle>
+        <a:effectStyle>
+          <a:effectLst/>
+        </a:effectStyle>
+        <a:effectStyle>
+          <a:effectLst>
+            <a:outerShdw blurRad="57150" dist="19050" dir="5400000" algn="ctr" rotWithShape="0">
+              <a:srgbClr val="000000">
+                <a:alpha val="63000"/>
+              </a:srgbClr>
+            </a:outerShdw>
+          </a:effectLst>
+        </a:effectStyle>
+      </a:effectStyleLst>
+      <a:bgFillStyleLst>
+        <a:solidFill>
+          <a:schemeClr val="phClr"/>
+        </a:solidFill>
+        <a:solidFill>
+          <a:schemeClr val="phClr">
+            <a:tint val="95000"/>
+            <a:satMod val="170000"/>
+          </a:schemeClr>
+        </a:solidFill>
+        <a:gradFill rotWithShape="1">
+          <a:gsLst>
+            <a:gs pos="0">
+              <a:schemeClr val="phClr">
+                <a:tint val="93000"/>
+                <a:satMod val="150000"/>
+                <a:shade val="98000"/>
+                <a:lumMod val="102000"/>
+              </a:schemeClr>
+            </a:gs>
+            <a:gs pos="50000">
+              <a:schemeClr val="phClr">
+                <a:tint val="98000"/>
+                <a:satMod val="130000"/>
+                <a:shade val="90000"/>
+                <a:lumMod val="103000"/>
+              </a:schemeClr>
+            </a:gs>
+            <a:gs pos="100000">
+              <a:schemeClr val="phClr">
+                <a:shade val="63000"/>
+                <a:satMod val="120000"/>
+              </a:schemeClr>
+            </a:gs>
+          </a:gsLst>
+          <a:lin ang="5400000" scaled="0"/>
+        </a:gradFill>
+      </a:bgFillStyleLst>
+    </a:fmtScheme>
+  </a:themeElements>
+  <a:objectDefaults/>
+  <a:extraClrSchemeLst/>
+  <a:extLst>
+    <a:ext uri="{05A4C25C-085E-4340-85A3-A5531E510DB2}">
+      <thm15:themeFamily xmlns:thm15="http://schemas.microsoft.com/office/thememl/2012/main" name="Office Theme" id="{62F939B6-93AF-4DB8-9C6B-D6C7DFDC589F}" vid="{4A3C46E8-61CC-4603-A589-7422A47A8E4A}"/>
+    </a:ext>
+  </a:extLst>
+</a:theme>
 </file>
--- a/JSON_Data_Extraction_Guide_v2.docx
+++ b/JSON_Data_Extraction_Guide_v2.docx
@@ -178,7 +178,23 @@
                 <w:i/>
                 <w:iCs/>
               </w:rPr>
-              <w:t>“Analyze the attached JSON. Give me a 3-bullet summary: 1) What is this job's actual core function, 2) The biggest red flag or risk factor in the posting, and 3) The exact base salary range and total comp breakdown.”</w:t>
+              <w:t>“</w:t>
+            </w:r>
+            <w:proofErr w:type="spellStart"/>
+            <w:r>
+              <w:rPr>
+                <w:i/>
+                <w:iCs/>
+              </w:rPr>
+              <w:t>Analyze</w:t>
+            </w:r>
+            <w:proofErr w:type="spellEnd"/>
+            <w:r>
+              <w:rPr>
+                <w:i/>
+                <w:iCs/>
+              </w:rPr>
+              <w:t xml:space="preserve"> the attached JSON. Give me a three-bullet summary covering: 1) the job’s actual core function, 2) the biggest red flag or risk factor in the posting, and 3) the exact base-salary range and total-compensation breakdown.”</w:t>
             </w:r>
           </w:p>
         </w:tc>
